--- a/docs/09_ARCHIVE/07-RESEARCH_ARCHIVE/ACTIVE_RESEARCH/Маркетинг/Исследование конкурентного рынка для RAI в России ChatGPT.docx
+++ b/docs/09_ARCHIVE/07-RESEARCH_ARCHIVE/ACTIVE_RESEARCH/Маркетинг/Исследование конкурентного рынка для RAI в России ChatGPT.docx
@@ -5,7 +5,6 @@
     <w:p>
       <w:pPr>
         <w:pStyle w:val="1"/>
-        <w:jc w:val="both"/>
       </w:pPr>
       <w:bookmarkStart w:id="0" w:name="header"/>
       <w:bookmarkStart w:id="1" w:name="X64c400ede524bbe1817997d94ec3a7c289036c8"/>
@@ -18,7 +17,6 @@
     <w:p>
       <w:pPr>
         <w:pStyle w:val="2"/>
-        <w:jc w:val="both"/>
       </w:pPr>
       <w:bookmarkStart w:id="3" w:name="контекст-рамка-анализа-и-методология"/>
       <w:r>
@@ -28,7 +26,6 @@
     <w:p>
       <w:pPr>
         <w:pStyle w:val="FirstParagraph"/>
-        <w:jc w:val="both"/>
       </w:pPr>
       <w:r>
         <w:t>RAI описан как «институциональный агро-оператор нового типа»: компания не продаёт только ПО и не ограничивается консультациями, а берёт на себя проектирование урожая через технологические карты (TechMap), цифровое управление сезоном и контроль исполнения а</w:t>
@@ -67,7 +64,6 @@
     <w:p>
       <w:pPr>
         <w:pStyle w:val="a0"/>
-        <w:jc w:val="both"/>
       </w:pPr>
       <w:r>
         <w:t xml:space="preserve">Чтобы корректно оценить конкурентов, в этом отчёте конкурентное поле трактуется широко: конкурентом является не только AgTech SaaS, а </w:t>
@@ -86,7 +82,6 @@
     <w:p>
       <w:pPr>
         <w:pStyle w:val="a0"/>
-        <w:jc w:val="both"/>
       </w:pPr>
       <w:r>
         <w:t>1) влияет на выбор агротехн</w:t>
@@ -113,7 +108,6 @@
     <w:p>
       <w:pPr>
         <w:pStyle w:val="a0"/>
-        <w:jc w:val="both"/>
       </w:pPr>
       <w:r>
         <w:t>Дополнительно учитывается усиление “гос‑цифрового контура” в АПК (обязательные ФГИС‑системы прослеживаемости и единая платформа), т.к. это меняет экономику сбора данных, комплаенса и интегра</w:t>
@@ -133,7 +127,6 @@
     <w:p>
       <w:pPr>
         <w:pStyle w:val="a0"/>
-        <w:jc w:val="both"/>
       </w:pPr>
       <w:r>
         <w:rPr>
@@ -155,7 +148,6 @@
     <w:p>
       <w:pPr>
         <w:pStyle w:val="2"/>
-        <w:jc w:val="both"/>
       </w:pPr>
       <w:bookmarkStart w:id="4" w:name="Xab3e6ac76dec4596da1ffc815cefcf7a978731a"/>
       <w:bookmarkEnd w:id="3"/>
@@ -166,7 +158,6 @@
     <w:p>
       <w:pPr>
         <w:pStyle w:val="3"/>
-        <w:jc w:val="both"/>
       </w:pPr>
       <w:bookmarkStart w:id="5" w:name="X94d35a0726aea56f25b56714f9d6b6f1f1f5d78"/>
       <w:r>
@@ -179,7 +170,6 @@
     <w:p>
       <w:pPr>
         <w:pStyle w:val="FirstParagraph"/>
-        <w:jc w:val="both"/>
       </w:pPr>
       <w:r>
         <w:t xml:space="preserve">Российский агросектор в деньгах велик, но волатилен по сезонам и зависит от погодных и ценовых циклов. По предварительным оценкам, объём производства сельхозпродукции в 2024 году составил около </w:t>
@@ -219,7 +209,6 @@
     <w:p>
       <w:pPr>
         <w:pStyle w:val="a0"/>
-        <w:jc w:val="both"/>
       </w:pPr>
       <w:r>
         <w:t>Параллельно растёт сложность технологического контура в растениеводстве: расширяется набор обязательных цифровых и регуляторных процедур, усиливается прослеживаемость и</w:t>
@@ -239,7 +228,6 @@
     <w:p>
       <w:pPr>
         <w:pStyle w:val="3"/>
-        <w:jc w:val="both"/>
       </w:pPr>
       <w:bookmarkStart w:id="6" w:name="X056e1cc37cd03c3c9d39d20098a7becf2f10e24"/>
       <w:bookmarkEnd w:id="5"/>
@@ -250,7 +238,6 @@
     <w:p>
       <w:pPr>
         <w:pStyle w:val="FirstParagraph"/>
-        <w:jc w:val="both"/>
       </w:pPr>
       <w:r>
         <w:t xml:space="preserve">В России </w:t>
@@ -290,7 +277,6 @@
           <w:ilvl w:val="0"/>
           <w:numId w:val="2"/>
         </w:numPr>
-        <w:jc w:val="both"/>
       </w:pPr>
       <w:r>
         <w:t>классический консультационный контур (агрономия, экономика, управление, инвестиции),</w:t>
@@ -303,7 +289,6 @@
           <w:ilvl w:val="0"/>
           <w:numId w:val="2"/>
         </w:numPr>
-        <w:jc w:val="both"/>
       </w:pPr>
       <w:r>
         <w:t>сервисы сопр</w:t>
@@ -319,7 +304,6 @@
           <w:ilvl w:val="0"/>
           <w:numId w:val="2"/>
         </w:numPr>
-        <w:jc w:val="both"/>
       </w:pPr>
       <w:r>
         <w:t>цифровые платформы (подписка/лицензии),</w:t>
@@ -332,7 +316,6 @@
           <w:ilvl w:val="0"/>
           <w:numId w:val="2"/>
         </w:numPr>
-        <w:jc w:val="both"/>
       </w:pPr>
       <w:r>
         <w:t>“встроенный консалтинг” поставщиков (семена, СЗР, удобрения) и финансово‑логистических экосистем.</w:t>
@@ -341,7 +324,6 @@
     <w:p>
       <w:pPr>
         <w:pStyle w:val="FirstParagraph"/>
-        <w:jc w:val="both"/>
       </w:pPr>
       <w:r>
         <w:t>Для верхней границы полезно пом</w:t>
@@ -387,7 +369,6 @@
     <w:p>
       <w:pPr>
         <w:pStyle w:val="a0"/>
-        <w:jc w:val="both"/>
       </w:pPr>
       <w:r>
         <w:t xml:space="preserve">Агроконсалтинг — </w:t>
@@ -419,7 +400,6 @@
     <w:p>
       <w:pPr>
         <w:pStyle w:val="3"/>
-        <w:jc w:val="both"/>
       </w:pPr>
       <w:bookmarkStart w:id="7" w:name="практическая-сегментация-рынка"/>
       <w:bookmarkEnd w:id="6"/>
@@ -430,7 +410,6 @@
     <w:p>
       <w:pPr>
         <w:pStyle w:val="FirstParagraph"/>
-        <w:jc w:val="both"/>
       </w:pPr>
       <w:r>
         <w:t xml:space="preserve">Ниже — сегментация, которая лучше соответствует тому, </w:t>
@@ -449,7 +428,6 @@
     <w:p>
       <w:pPr>
         <w:pStyle w:val="a0"/>
-        <w:jc w:val="both"/>
       </w:pPr>
       <w:r>
         <w:rPr>
@@ -483,7 +461,6 @@
     <w:p>
       <w:pPr>
         <w:pStyle w:val="a0"/>
-        <w:jc w:val="both"/>
       </w:pPr>
       <w:r>
         <w:rPr>
@@ -550,7 +527,6 @@
     <w:p>
       <w:pPr>
         <w:pStyle w:val="a0"/>
-        <w:jc w:val="both"/>
       </w:pPr>
       <w:r>
         <w:rPr>
@@ -604,7 +580,6 @@
     <w:p>
       <w:pPr>
         <w:pStyle w:val="a0"/>
-        <w:jc w:val="both"/>
       </w:pPr>
       <w:r>
         <w:rPr>
@@ -638,7 +613,6 @@
     <w:p>
       <w:pPr>
         <w:pStyle w:val="a0"/>
-        <w:jc w:val="both"/>
       </w:pPr>
       <w:r>
         <w:rPr>
@@ -669,7 +643,6 @@
     <w:p>
       <w:pPr>
         <w:pStyle w:val="3"/>
-        <w:jc w:val="both"/>
       </w:pPr>
       <w:bookmarkStart w:id="8" w:name="динамика-последних-лет-и-зрелость"/>
       <w:bookmarkEnd w:id="7"/>
@@ -680,7 +653,6 @@
     <w:p>
       <w:pPr>
         <w:pStyle w:val="FirstParagraph"/>
-        <w:jc w:val="both"/>
       </w:pPr>
       <w:r>
         <w:t>Ключевые изменения, которые определяют конкурентную среду прямо сейчас:</w:t>
@@ -693,7 +665,6 @@
           <w:ilvl w:val="0"/>
           <w:numId w:val="3"/>
         </w:numPr>
-        <w:jc w:val="both"/>
       </w:pPr>
       <w:r>
         <w:rPr>
@@ -724,7 +695,6 @@
           <w:ilvl w:val="0"/>
           <w:numId w:val="3"/>
         </w:numPr>
-        <w:jc w:val="both"/>
       </w:pPr>
       <w:r>
         <w:rPr>
@@ -752,7 +722,6 @@
           <w:ilvl w:val="0"/>
           <w:numId w:val="3"/>
         </w:numPr>
-        <w:jc w:val="both"/>
       </w:pPr>
       <w:r>
         <w:rPr>
@@ -783,7 +752,6 @@
           <w:ilvl w:val="0"/>
           <w:numId w:val="3"/>
         </w:numPr>
-        <w:jc w:val="both"/>
       </w:pPr>
       <w:r>
         <w:rPr>
@@ -810,7 +778,6 @@
     <w:p>
       <w:pPr>
         <w:pStyle w:val="FirstParagraph"/>
-        <w:jc w:val="both"/>
       </w:pPr>
       <w:r>
         <w:t xml:space="preserve">Вывод по зрелости: рынок </w:t>
@@ -842,7 +809,6 @@
     <w:p>
       <w:pPr>
         <w:pStyle w:val="2"/>
-        <w:jc w:val="both"/>
       </w:pPr>
       <w:bookmarkStart w:id="9" w:name="Xb620abe3e8b9ad4547e9ce970024877da9ab165"/>
       <w:bookmarkEnd w:id="4"/>
@@ -857,7 +823,6 @@
     <w:p>
       <w:pPr>
         <w:pStyle w:val="3"/>
-        <w:jc w:val="both"/>
       </w:pPr>
       <w:bookmarkStart w:id="10" w:name="роли-типов-конкурентов-в-экосистеме"/>
       <w:r>
@@ -867,7 +832,6 @@
     <w:p>
       <w:pPr>
         <w:pStyle w:val="FirstParagraph"/>
-        <w:jc w:val="both"/>
       </w:pPr>
       <w:r>
         <w:rPr>
@@ -894,7 +858,6 @@
     <w:p>
       <w:pPr>
         <w:pStyle w:val="a0"/>
-        <w:jc w:val="both"/>
       </w:pPr>
       <w:r>
         <w:rPr>
@@ -921,7 +884,6 @@
     <w:p>
       <w:pPr>
         <w:pStyle w:val="a0"/>
-        <w:jc w:val="both"/>
       </w:pPr>
       <w:r>
         <w:rPr>
@@ -948,7 +910,6 @@
     <w:p>
       <w:pPr>
         <w:pStyle w:val="a0"/>
-        <w:jc w:val="both"/>
       </w:pPr>
       <w:r>
         <w:rPr>
@@ -976,7 +937,6 @@
     <w:p>
       <w:pPr>
         <w:pStyle w:val="a0"/>
-        <w:jc w:val="both"/>
       </w:pPr>
       <w:r>
         <w:rPr>
@@ -1003,7 +963,6 @@
     <w:p>
       <w:pPr>
         <w:pStyle w:val="a0"/>
-        <w:jc w:val="both"/>
       </w:pPr>
       <w:r>
         <w:rPr>
@@ -1030,7 +989,6 @@
     <w:p>
       <w:pPr>
         <w:pStyle w:val="a0"/>
-        <w:jc w:val="both"/>
       </w:pPr>
       <w:r>
         <w:rPr>
@@ -1060,7 +1018,6 @@
     <w:p>
       <w:pPr>
         <w:pStyle w:val="3"/>
-        <w:jc w:val="both"/>
       </w:pPr>
       <w:bookmarkStart w:id="11" w:name="карта-конкурентов"/>
       <w:bookmarkEnd w:id="10"/>
@@ -1071,7 +1028,6 @@
     <w:p>
       <w:pPr>
         <w:pStyle w:val="FirstParagraph"/>
-        <w:jc w:val="both"/>
       </w:pPr>
       <w:r>
         <w:t>Ниже — список игроков, которые по совокупности функций/масштаба/каналов доступа к хозяйствам могут конкуриро</w:t>
@@ -1093,7 +1049,6 @@
     <w:p>
       <w:pPr>
         <w:pStyle w:val="aa"/>
-        <w:jc w:val="both"/>
       </w:pPr>
       <w:r>
         <w:t>Условные обозначения бизнес‑моделей:</w:t>
@@ -1192,7 +1147,6 @@
           <w:p>
             <w:pPr>
               <w:pStyle w:val="Compact"/>
-              <w:jc w:val="both"/>
             </w:pPr>
             <w:r>
               <w:t>Игрок</w:t>
@@ -1209,7 +1163,6 @@
           <w:p>
             <w:pPr>
               <w:pStyle w:val="Compact"/>
-              <w:jc w:val="both"/>
             </w:pPr>
             <w:r>
               <w:t>Специализация</w:t>
@@ -1226,7 +1179,6 @@
           <w:p>
             <w:pPr>
               <w:pStyle w:val="Compact"/>
-              <w:jc w:val="both"/>
             </w:pPr>
             <w:r>
               <w:t>Бизнес‑модель</w:t>
@@ -1243,7 +1195,6 @@
           <w:p>
             <w:pPr>
               <w:pStyle w:val="Compact"/>
-              <w:jc w:val="both"/>
             </w:pPr>
             <w:r>
               <w:t>Что продаёт рынку</w:t>
@@ -1260,7 +1211,6 @@
           <w:p>
             <w:pPr>
               <w:pStyle w:val="Compact"/>
-              <w:jc w:val="both"/>
             </w:pPr>
             <w:r>
               <w:t>География</w:t>
@@ -1277,7 +1227,6 @@
           <w:p>
             <w:pPr>
               <w:pStyle w:val="Compact"/>
-              <w:jc w:val="both"/>
             </w:pPr>
             <w:r>
               <w:t>Масштаб/сигналы масштаба</w:t>
@@ -1293,7 +1242,6 @@
           <w:p>
             <w:pPr>
               <w:pStyle w:val="Compact"/>
-              <w:jc w:val="both"/>
             </w:pPr>
             <w:r>
               <w:t>АгроСигнал</w:t>
@@ -1315,7 +1263,6 @@
           <w:p>
             <w:pPr>
               <w:pStyle w:val="Compact"/>
-              <w:jc w:val="both"/>
             </w:pPr>
             <w:r>
               <w:t>Управление агрооперациями, планирование, скаутинг, учёт техники</w:t>
@@ -1329,7 +1276,6 @@
           <w:p>
             <w:pPr>
               <w:pStyle w:val="Compact"/>
-              <w:jc w:val="both"/>
             </w:pPr>
             <w:r>
               <w:t>SaaS + интеграции</w:t>
@@ -1343,7 +1289,6 @@
           <w:p>
             <w:pPr>
               <w:pStyle w:val="Compact"/>
-              <w:jc w:val="both"/>
             </w:pPr>
             <w:r>
               <w:t>“Единая цифровая п</w:t>
@@ -1360,7 +1305,6 @@
           <w:p>
             <w:pPr>
               <w:pStyle w:val="Compact"/>
-              <w:jc w:val="both"/>
             </w:pPr>
             <w:r>
               <w:t>РФ</w:t>
@@ -1374,7 +1318,6 @@
           <w:p>
             <w:pPr>
               <w:pStyle w:val="Compact"/>
-              <w:jc w:val="both"/>
             </w:pPr>
             <w:r>
               <w:t xml:space="preserve">Заявлялся масштаб порядка </w:t>
@@ -1408,7 +1351,6 @@
           <w:p>
             <w:pPr>
               <w:pStyle w:val="Compact"/>
-              <w:jc w:val="both"/>
             </w:pPr>
             <w:r>
               <w:t>ExactFarming</w:t>
@@ -1430,7 +1372,6 @@
           <w:p>
             <w:pPr>
               <w:pStyle w:val="Compact"/>
-              <w:jc w:val="both"/>
             </w:pPr>
             <w:r>
               <w:t>Карта полей, планирование сезона, дифвнесение</w:t>
@@ -1444,7 +1385,6 @@
           <w:p>
             <w:pPr>
               <w:pStyle w:val="Compact"/>
-              <w:jc w:val="both"/>
             </w:pPr>
             <w:r>
               <w:t>SaaS</w:t>
@@ -1458,7 +1398,6 @@
           <w:p>
             <w:pPr>
               <w:pStyle w:val="Compact"/>
-              <w:jc w:val="both"/>
             </w:pPr>
             <w:r>
               <w:t>Годовые тарифы и модули точного земледелия</w:t>
@@ -1472,7 +1411,6 @@
           <w:p>
             <w:pPr>
               <w:pStyle w:val="Compact"/>
-              <w:jc w:val="both"/>
             </w:pPr>
             <w:r>
               <w:t>РФ/СНГ</w:t>
@@ -1486,7 +1424,6 @@
           <w:p>
             <w:pPr>
               <w:pStyle w:val="Compact"/>
-              <w:jc w:val="both"/>
             </w:pPr>
             <w:r>
               <w:t xml:space="preserve">Публичные тарифы </w:t>
@@ -1520,7 +1457,6 @@
           <w:p>
             <w:pPr>
               <w:pStyle w:val="Compact"/>
-              <w:jc w:val="both"/>
             </w:pPr>
             <w:r>
               <w:t>Геомир</w:t>
@@ -1542,7 +1478,6 @@
           <w:p>
             <w:pPr>
               <w:pStyle w:val="Compact"/>
-              <w:jc w:val="both"/>
             </w:pPr>
             <w:r>
               <w:t>Управление агропроизводством, “История поля”, AI‑платформа</w:t>
@@ -1556,7 +1491,6 @@
           <w:p>
             <w:pPr>
               <w:pStyle w:val="Compact"/>
-              <w:jc w:val="both"/>
             </w:pPr>
             <w:r>
               <w:t>SaaS + проекты</w:t>
@@ -1570,7 +1504,6 @@
           <w:p>
             <w:pPr>
               <w:pStyle w:val="Compact"/>
-              <w:jc w:val="both"/>
             </w:pPr>
             <w:r>
               <w:t>Платформа управления, учёт, контроль,</w:t>
@@ -1587,7 +1520,6 @@
           <w:p>
             <w:pPr>
               <w:pStyle w:val="Compact"/>
-              <w:jc w:val="both"/>
             </w:pPr>
             <w:r>
               <w:t>РФ</w:t>
@@ -1601,7 +1533,6 @@
           <w:p>
             <w:pPr>
               <w:pStyle w:val="Compact"/>
-              <w:jc w:val="both"/>
             </w:pPr>
             <w:r>
               <w:t xml:space="preserve">Ребрендинг/расширение в платформу “АссистАгро”; внедрения в крупных холдингах </w:t>
@@ -1625,7 +1556,6 @@
           <w:p>
             <w:pPr>
               <w:pStyle w:val="Compact"/>
-              <w:jc w:val="both"/>
             </w:pPr>
             <w:r>
               <w:t>Syngenta</w:t>
@@ -1639,7 +1569,6 @@
           <w:p>
             <w:pPr>
               <w:pStyle w:val="Compact"/>
-              <w:jc w:val="both"/>
             </w:pPr>
             <w:r>
               <w:t>СЗР/семена + цифровые сервисы Cropwise</w:t>
@@ -1653,7 +1582,6 @@
           <w:p>
             <w:pPr>
               <w:pStyle w:val="Compact"/>
-              <w:jc w:val="both"/>
             </w:pPr>
             <w:r>
               <w:t>Bundled + SaaS</w:t>
@@ -1667,7 +1595,6 @@
           <w:p>
             <w:pPr>
               <w:pStyle w:val="Compact"/>
-              <w:jc w:val="both"/>
             </w:pPr>
             <w:r>
               <w:t xml:space="preserve">Цифровые сервисы + </w:t>
@@ -1685,7 +1612,6 @@
           <w:p>
             <w:pPr>
               <w:pStyle w:val="Compact"/>
-              <w:jc w:val="both"/>
             </w:pPr>
             <w:r>
               <w:lastRenderedPageBreak/>
@@ -1700,7 +1626,6 @@
           <w:p>
             <w:pPr>
               <w:pStyle w:val="Compact"/>
-              <w:jc w:val="both"/>
             </w:pPr>
             <w:r>
               <w:t>Публичные события/развит</w:t>
@@ -1728,7 +1653,6 @@
           <w:p>
             <w:pPr>
               <w:pStyle w:val="Compact"/>
-              <w:jc w:val="both"/>
             </w:pPr>
             <w:r>
               <w:lastRenderedPageBreak/>
@@ -1743,7 +1667,6 @@
           <w:p>
             <w:pPr>
               <w:pStyle w:val="Compact"/>
-              <w:jc w:val="both"/>
             </w:pPr>
             <w:r>
               <w:t>СЗР/семена + сервисы и каталоги</w:t>
@@ -1757,7 +1680,6 @@
           <w:p>
             <w:pPr>
               <w:pStyle w:val="Compact"/>
-              <w:jc w:val="both"/>
             </w:pPr>
             <w:r>
               <w:t>Bundled</w:t>
@@ -1771,7 +1693,6 @@
           <w:p>
             <w:pPr>
               <w:pStyle w:val="Compact"/>
-              <w:jc w:val="both"/>
             </w:pPr>
             <w:r>
               <w:t>Каталоги/прайсы/поддержка для аграриев</w:t>
@@ -1785,7 +1706,6 @@
           <w:p>
             <w:pPr>
               <w:pStyle w:val="Compact"/>
-              <w:jc w:val="both"/>
             </w:pPr>
             <w:r>
               <w:t>РФ</w:t>
@@ -1799,7 +1719,6 @@
           <w:p>
             <w:pPr>
               <w:pStyle w:val="Compact"/>
-              <w:jc w:val="both"/>
             </w:pPr>
             <w:r>
               <w:t xml:space="preserve">Публичный каталог “Каталог 2026” и прайс‑лист, горячая линия </w:t>
@@ -1823,7 +1742,6 @@
           <w:p>
             <w:pPr>
               <w:pStyle w:val="Compact"/>
-              <w:jc w:val="both"/>
             </w:pPr>
             <w:r>
               <w:t>BASF</w:t>
@@ -1837,7 +1755,6 @@
           <w:p>
             <w:pPr>
               <w:pStyle w:val="Compact"/>
-              <w:jc w:val="both"/>
             </w:pPr>
             <w:r>
               <w:t>СЗР/семена, агросервисы</w:t>
@@ -1851,7 +1768,6 @@
           <w:p>
             <w:pPr>
               <w:pStyle w:val="Compact"/>
-              <w:jc w:val="both"/>
             </w:pPr>
             <w:r>
               <w:t>Bundled</w:t>
@@ -1865,7 +1781,6 @@
           <w:p>
             <w:pPr>
               <w:pStyle w:val="Compact"/>
-              <w:jc w:val="both"/>
             </w:pPr>
             <w:r>
               <w:t>Продукты + материалы/прайсы/поддержка</w:t>
@@ -1879,7 +1794,6 @@
           <w:p>
             <w:pPr>
               <w:pStyle w:val="Compact"/>
-              <w:jc w:val="both"/>
             </w:pPr>
             <w:r>
               <w:t>РФ</w:t>
@@ -1893,7 +1807,6 @@
           <w:p>
             <w:pPr>
               <w:pStyle w:val="Compact"/>
-              <w:jc w:val="both"/>
             </w:pPr>
             <w:r>
               <w:t xml:space="preserve">Каталоги/прайсы </w:t>
@@ -1920,7 +1833,6 @@
           <w:p>
             <w:pPr>
               <w:pStyle w:val="Compact"/>
-              <w:jc w:val="both"/>
             </w:pPr>
             <w:r>
               <w:t>Corteva</w:t>
@@ -1934,7 +1846,6 @@
           <w:p>
             <w:pPr>
               <w:pStyle w:val="Compact"/>
-              <w:jc w:val="both"/>
             </w:pPr>
             <w:r>
               <w:t>Семена/СЗР (бренды, события)</w:t>
@@ -1948,7 +1859,6 @@
           <w:p>
             <w:pPr>
               <w:pStyle w:val="Compact"/>
-              <w:jc w:val="both"/>
             </w:pPr>
             <w:r>
               <w:t>Bundled</w:t>
@@ -1962,7 +1872,6 @@
           <w:p>
             <w:pPr>
               <w:pStyle w:val="Compact"/>
-              <w:jc w:val="both"/>
             </w:pPr>
             <w:r>
               <w:t>Продукты + мероприятия/вебинары</w:t>
@@ -1976,7 +1885,6 @@
           <w:p>
             <w:pPr>
               <w:pStyle w:val="Compact"/>
-              <w:jc w:val="both"/>
             </w:pPr>
             <w:r>
               <w:t>РФ</w:t>
@@ -1990,7 +1898,6 @@
           <w:p>
             <w:pPr>
               <w:pStyle w:val="Compact"/>
-              <w:jc w:val="both"/>
             </w:pPr>
             <w:r>
               <w:t xml:space="preserve">Документы поставщика содержат юр. присутствие/переименование юрлица; есть страницы мероприятий </w:t>
@@ -2014,7 +1921,6 @@
           <w:p>
             <w:pPr>
               <w:pStyle w:val="Compact"/>
-              <w:jc w:val="both"/>
             </w:pPr>
             <w:r>
               <w:t>Direct.Farm</w:t>
@@ -2036,7 +1942,6 @@
           <w:p>
             <w:pPr>
               <w:pStyle w:val="Compact"/>
-              <w:jc w:val="both"/>
             </w:pPr>
             <w:r>
               <w:t>Платформа/сообщество + инструменты техкарт/экономики</w:t>
@@ -2050,7 +1955,6 @@
           <w:p>
             <w:pPr>
               <w:pStyle w:val="Compact"/>
-              <w:jc w:val="both"/>
             </w:pPr>
             <w:r>
               <w:t>SaaS/Platform</w:t>
@@ -2064,7 +1968,6 @@
           <w:p>
             <w:pPr>
               <w:pStyle w:val="Compact"/>
-              <w:jc w:val="both"/>
             </w:pPr>
             <w:r>
               <w:t>Инструменты расчёта техкарты и затрат</w:t>
@@ -2078,7 +1981,6 @@
           <w:p>
             <w:pPr>
               <w:pStyle w:val="Compact"/>
-              <w:jc w:val="both"/>
             </w:pPr>
             <w:r>
               <w:t>РФ</w:t>
@@ -2092,7 +1994,6 @@
           <w:p>
             <w:pPr>
               <w:pStyle w:val="Compact"/>
-              <w:jc w:val="both"/>
             </w:pPr>
             <w:r>
               <w:t xml:space="preserve">Публичный модуль “ТехКарта” для расчёта затрат/себестоимости </w:t>
@@ -2116,7 +2017,6 @@
           <w:p>
             <w:pPr>
               <w:pStyle w:val="Compact"/>
-              <w:jc w:val="both"/>
             </w:pPr>
             <w:r>
               <w:t>ИнтТерра</w:t>
@@ -2138,7 +2038,6 @@
           <w:p>
             <w:pPr>
               <w:pStyle w:val="Compact"/>
-              <w:jc w:val="both"/>
             </w:pPr>
             <w:r>
               <w:t>Инте</w:t>
@@ -2155,7 +2054,6 @@
           <w:p>
             <w:pPr>
               <w:pStyle w:val="Compact"/>
-              <w:jc w:val="both"/>
             </w:pPr>
             <w:r>
               <w:t>SaaS + проекты</w:t>
@@ -2169,7 +2067,6 @@
           <w:p>
             <w:pPr>
               <w:pStyle w:val="Compact"/>
-              <w:jc w:val="both"/>
             </w:pPr>
             <w:r>
               <w:t>Платформа для управления зембанком/полями</w:t>
@@ -2183,7 +2080,6 @@
           <w:p>
             <w:pPr>
               <w:pStyle w:val="Compact"/>
-              <w:jc w:val="both"/>
             </w:pPr>
             <w:r>
               <w:t>РФ</w:t>
@@ -2197,7 +2093,6 @@
           <w:p>
             <w:pPr>
               <w:pStyle w:val="Compact"/>
-              <w:jc w:val="both"/>
             </w:pPr>
             <w:r>
               <w:t xml:space="preserve">Сообщалось о </w:t>
@@ -2231,7 +2126,6 @@
           <w:p>
             <w:pPr>
               <w:pStyle w:val="Compact"/>
-              <w:jc w:val="both"/>
             </w:pPr>
             <w:r>
               <w:t>МТС</w:t>
@@ -2253,7 +2147,6 @@
           <w:p>
             <w:pPr>
               <w:pStyle w:val="Compact"/>
-              <w:jc w:val="both"/>
             </w:pPr>
             <w:r>
               <w:t>“Точное земледелие” как сервис</w:t>
@@ -2267,7 +2160,6 @@
           <w:p>
             <w:pPr>
               <w:pStyle w:val="Compact"/>
-              <w:jc w:val="both"/>
             </w:pPr>
             <w:r>
               <w:t>Service/SaaS</w:t>
@@ -2281,7 +2173,6 @@
           <w:p>
             <w:pPr>
               <w:pStyle w:val="Compact"/>
-              <w:jc w:val="both"/>
             </w:pPr>
             <w:r>
               <w:t>Подписка на сервисы дифвнесен</w:t>
@@ -2298,7 +2189,6 @@
           <w:p>
             <w:pPr>
               <w:pStyle w:val="Compact"/>
-              <w:jc w:val="both"/>
             </w:pPr>
             <w:r>
               <w:t>РФ</w:t>
@@ -2312,7 +2202,6 @@
           <w:p>
             <w:pPr>
               <w:pStyle w:val="Compact"/>
-              <w:jc w:val="both"/>
             </w:pPr>
             <w:r>
               <w:t xml:space="preserve">Публичный ориентир подписки </w:t>
@@ -2346,7 +2235,6 @@
           <w:p>
             <w:pPr>
               <w:pStyle w:val="Compact"/>
-              <w:jc w:val="both"/>
             </w:pPr>
             <w:r>
               <w:t>Ростсельмаш</w:t>
@@ -2368,7 +2256,6 @@
           <w:p>
             <w:pPr>
               <w:pStyle w:val="Compact"/>
-              <w:jc w:val="both"/>
             </w:pPr>
             <w:r>
               <w:t>Телематика/цифровая платформа техники</w:t>
@@ -2382,7 +2269,6 @@
           <w:p>
             <w:pPr>
               <w:pStyle w:val="Compact"/>
-              <w:jc w:val="both"/>
             </w:pPr>
             <w:r>
               <w:t>Bundled</w:t>
@@ -2396,23 +2282,26 @@
           <w:p>
             <w:pPr>
               <w:pStyle w:val="Compact"/>
-              <w:jc w:val="both"/>
-            </w:pPr>
-            <w:r>
-              <w:t>Agrotronic как ядро электронных опций</w:t>
-            </w:r>
-          </w:p>
-        </w:tc>
-        <w:tc>
-          <w:tcPr>
-            <w:tcW w:w="0" w:type="auto"/>
-          </w:tcPr>
-          <w:p>
-            <w:pPr>
-              <w:pStyle w:val="Compact"/>
-              <w:jc w:val="both"/>
-            </w:pPr>
-            <w:r>
+            </w:pPr>
+            <w:r>
+              <w:t xml:space="preserve">Agrotronic как ядро </w:t>
+            </w:r>
+            <w:r>
+              <w:lastRenderedPageBreak/>
+              <w:t>электронных опций</w:t>
+            </w:r>
+          </w:p>
+        </w:tc>
+        <w:tc>
+          <w:tcPr>
+            <w:tcW w:w="0" w:type="auto"/>
+          </w:tcPr>
+          <w:p>
+            <w:pPr>
+              <w:pStyle w:val="Compact"/>
+            </w:pPr>
+            <w:r>
+              <w:lastRenderedPageBreak/>
               <w:t>РФ</w:t>
             </w:r>
           </w:p>
@@ -2424,7 +2313,6 @@
           <w:p>
             <w:pPr>
               <w:pStyle w:val="Compact"/>
-              <w:jc w:val="both"/>
             </w:pPr>
             <w:r>
               <w:t xml:space="preserve">“РСМ Агротроник” как платформа </w:t>
@@ -2455,7 +2343,6 @@
           <w:p>
             <w:pPr>
               <w:pStyle w:val="Compact"/>
-              <w:jc w:val="both"/>
             </w:pPr>
             <w:r>
               <w:lastRenderedPageBreak/>
@@ -2478,7 +2365,6 @@
           <w:p>
             <w:pPr>
               <w:pStyle w:val="Compact"/>
-              <w:jc w:val="both"/>
             </w:pPr>
             <w:r>
               <w:t>AI‑автовождение/сис</w:t>
@@ -2495,7 +2381,6 @@
           <w:p>
             <w:pPr>
               <w:pStyle w:val="Compact"/>
-              <w:jc w:val="both"/>
             </w:pPr>
             <w:r>
               <w:t>Hardware+Service</w:t>
@@ -2509,7 +2394,6 @@
           <w:p>
             <w:pPr>
               <w:pStyle w:val="Compact"/>
-              <w:jc w:val="both"/>
             </w:pPr>
             <w:r>
               <w:t>Автопилот/компьютерное зрение/сенсоры</w:t>
@@ -2523,7 +2407,6 @@
           <w:p>
             <w:pPr>
               <w:pStyle w:val="Compact"/>
-              <w:jc w:val="both"/>
             </w:pPr>
             <w:r>
               <w:t>РФ/экспорт</w:t>
@@ -2537,7 +2420,6 @@
           <w:p>
             <w:pPr>
               <w:pStyle w:val="Compact"/>
-              <w:jc w:val="both"/>
             </w:pPr>
             <w:r>
               <w:t xml:space="preserve">Позиционирование как разработчик решений для автономного транспорта </w:t>
@@ -2561,7 +2443,6 @@
           <w:p>
             <w:pPr>
               <w:pStyle w:val="Compact"/>
-              <w:jc w:val="both"/>
             </w:pPr>
             <w:r>
               <w:t>поле.рф</w:t>
@@ -2583,7 +2464,6 @@
           <w:p>
             <w:pPr>
               <w:pStyle w:val="Compact"/>
-              <w:jc w:val="both"/>
             </w:pPr>
             <w:r>
               <w:t>Маркетплейс/контрактация/финансы/сервисы</w:t>
@@ -2597,7 +2477,6 @@
           <w:p>
             <w:pPr>
               <w:pStyle w:val="Compact"/>
-              <w:jc w:val="both"/>
             </w:pPr>
             <w:r>
               <w:t>Ecosystem</w:t>
@@ -2611,7 +2490,6 @@
           <w:p>
             <w:pPr>
               <w:pStyle w:val="Compact"/>
-              <w:jc w:val="both"/>
             </w:pPr>
             <w:r>
               <w:t>Сделки, кредиты, контрактование урожая</w:t>
@@ -2625,7 +2503,6 @@
           <w:p>
             <w:pPr>
               <w:pStyle w:val="Compact"/>
-              <w:jc w:val="both"/>
             </w:pPr>
             <w:r>
               <w:t>РФ</w:t>
@@ -2639,7 +2516,6 @@
           <w:p>
             <w:pPr>
               <w:pStyle w:val="Compact"/>
-              <w:jc w:val="both"/>
             </w:pPr>
             <w:r>
               <w:t xml:space="preserve">Публичные метрики: </w:t>
@@ -2710,7 +2586,6 @@
           <w:p>
             <w:pPr>
               <w:pStyle w:val="Compact"/>
-              <w:jc w:val="both"/>
             </w:pPr>
             <w:r>
               <w:t>Деметра-Холдинг</w:t>
@@ -2732,7 +2607,6 @@
           <w:p>
             <w:pPr>
               <w:pStyle w:val="Compact"/>
-              <w:jc w:val="both"/>
             </w:pPr>
             <w:r>
               <w:t>Зернотрейдинг/логистика + digital</w:t>
@@ -2746,7 +2620,6 @@
           <w:p>
             <w:pPr>
               <w:pStyle w:val="Compact"/>
-              <w:jc w:val="both"/>
             </w:pPr>
             <w:r>
               <w:t>Ecosystem</w:t>
@@ -2760,7 +2633,6 @@
           <w:p>
             <w:pPr>
               <w:pStyle w:val="Compact"/>
-              <w:jc w:val="both"/>
             </w:pPr>
             <w:r>
               <w:t>Экосистема “товары‑логистика‑финансы” (через активы)</w:t>
@@ -2774,7 +2646,6 @@
           <w:p>
             <w:pPr>
               <w:pStyle w:val="Compact"/>
-              <w:jc w:val="both"/>
             </w:pPr>
             <w:r>
               <w:t>РФ</w:t>
@@ -2788,7 +2659,6 @@
           <w:p>
             <w:pPr>
               <w:pStyle w:val="Compact"/>
-              <w:jc w:val="both"/>
             </w:pPr>
             <w:r>
               <w:t xml:space="preserve">Консолидация маркетплейса и логистической платформы как основы “цифровой экосистемы” </w:t>
@@ -2812,7 +2682,6 @@
           <w:p>
             <w:pPr>
               <w:pStyle w:val="Compact"/>
-              <w:jc w:val="both"/>
             </w:pPr>
             <w:r>
               <w:t>Smartseeds</w:t>
@@ -2834,7 +2703,6 @@
           <w:p>
             <w:pPr>
               <w:pStyle w:val="Compact"/>
-              <w:jc w:val="both"/>
             </w:pPr>
             <w:r>
               <w:t>Цифровая логистика зерна</w:t>
@@ -2848,7 +2716,6 @@
           <w:p>
             <w:pPr>
               <w:pStyle w:val="Compact"/>
-              <w:jc w:val="both"/>
             </w:pPr>
             <w:r>
               <w:t>Ecosystem</w:t>
@@ -2862,7 +2729,6 @@
           <w:p>
             <w:pPr>
               <w:pStyle w:val="Compact"/>
-              <w:jc w:val="both"/>
             </w:pPr>
             <w:r>
               <w:t>Перевозка/логистика и сервисы</w:t>
@@ -2876,7 +2742,6 @@
           <w:p>
             <w:pPr>
               <w:pStyle w:val="Compact"/>
-              <w:jc w:val="both"/>
             </w:pPr>
             <w:r>
               <w:t>РФ</w:t>
@@ -2890,7 +2755,6 @@
           <w:p>
             <w:pPr>
               <w:pStyle w:val="Compact"/>
-              <w:jc w:val="both"/>
             </w:pPr>
             <w:r>
               <w:t xml:space="preserve">Упоминается как связанное цифровое решение в экосистеме холдинга </w:t>
@@ -2914,7 +2778,6 @@
           <w:p>
             <w:pPr>
               <w:pStyle w:val="Compact"/>
-              <w:jc w:val="both"/>
             </w:pPr>
             <w:r>
               <w:t>Россельхозбанк</w:t>
@@ -2936,7 +2799,6 @@
           <w:p>
             <w:pPr>
               <w:pStyle w:val="Compact"/>
-              <w:jc w:val="both"/>
             </w:pPr>
             <w:r>
               <w:t>Агро‑финансы + экосистема</w:t>
@@ -2950,7 +2812,6 @@
           <w:p>
             <w:pPr>
               <w:pStyle w:val="Compact"/>
-              <w:jc w:val="both"/>
             </w:pPr>
             <w:r>
               <w:t>Ecosystem</w:t>
@@ -2964,7 +2825,6 @@
           <w:p>
             <w:pPr>
               <w:pStyle w:val="Compact"/>
-              <w:jc w:val="both"/>
             </w:pPr>
             <w:r>
               <w:t>Платформа/контент/маркетплейс для аграриев</w:t>
@@ -2978,7 +2838,6 @@
           <w:p>
             <w:pPr>
               <w:pStyle w:val="Compact"/>
-              <w:jc w:val="both"/>
             </w:pPr>
             <w:r>
               <w:t>РФ</w:t>
@@ -2992,7 +2851,6 @@
           <w:p>
             <w:pPr>
               <w:pStyle w:val="Compact"/>
-              <w:jc w:val="both"/>
             </w:pPr>
             <w:r>
               <w:t xml:space="preserve">“Своё Фермерство” как экосистема/медиа для аграриев </w:t>
@@ -3016,7 +2874,6 @@
           <w:p>
             <w:pPr>
               <w:pStyle w:val="Compact"/>
-              <w:jc w:val="both"/>
             </w:pPr>
             <w:r>
               <w:t>Агропромцифра</w:t>
@@ -3038,7 +2895,6 @@
           <w:p>
             <w:pPr>
               <w:pStyle w:val="Compact"/>
-              <w:jc w:val="both"/>
             </w:pPr>
             <w:r>
               <w:t>Единый поставщик Минсельхоза по ряду ГИС</w:t>
@@ -3052,7 +2908,6 @@
           <w:p>
             <w:pPr>
               <w:pStyle w:val="Compact"/>
-              <w:jc w:val="both"/>
             </w:pPr>
             <w:r>
               <w:t>GovTech</w:t>
@@ -3066,7 +2921,6 @@
           <w:p>
             <w:pPr>
               <w:pStyle w:val="Compact"/>
-              <w:jc w:val="both"/>
             </w:pPr>
             <w:r>
               <w:t>Развитие/эксплуатация гос‑инфосистем</w:t>
@@ -3080,7 +2934,6 @@
           <w:p>
             <w:pPr>
               <w:pStyle w:val="Compact"/>
-              <w:jc w:val="both"/>
             </w:pPr>
             <w:r>
               <w:t>РФ</w:t>
@@ -3094,7 +2947,6 @@
           <w:p>
             <w:pPr>
               <w:pStyle w:val="Compact"/>
-              <w:jc w:val="both"/>
             </w:pPr>
             <w:r>
               <w:t xml:space="preserve">Создана в 2023 по директиве правительства; единый поставщик по ряду ГИС </w:t>
@@ -3118,7 +2970,6 @@
           <w:p>
             <w:pPr>
               <w:pStyle w:val="Compact"/>
-              <w:jc w:val="both"/>
             </w:pPr>
             <w:r>
               <w:lastRenderedPageBreak/>
@@ -3141,7 +2992,6 @@
           <w:p>
             <w:pPr>
               <w:pStyle w:val="Compact"/>
-              <w:jc w:val="both"/>
             </w:pPr>
             <w:r>
               <w:t>Аналитика агрорынков/консалтинг</w:t>
@@ -3155,7 +3005,6 @@
           <w:p>
             <w:pPr>
               <w:pStyle w:val="Compact"/>
-              <w:jc w:val="both"/>
             </w:pPr>
             <w:r>
               <w:t>Subscription/Consulting</w:t>
@@ -3169,7 +3018,6 @@
           <w:p>
             <w:pPr>
               <w:pStyle w:val="Compact"/>
-              <w:jc w:val="both"/>
             </w:pPr>
             <w:r>
               <w:t>Аналитические продукты и консультации</w:t>
@@ -3183,7 +3031,6 @@
           <w:p>
             <w:pPr>
               <w:pStyle w:val="Compact"/>
-              <w:jc w:val="both"/>
             </w:pPr>
             <w:r>
               <w:t>РФ</w:t>
@@ -3197,7 +3044,6 @@
           <w:p>
             <w:pPr>
               <w:pStyle w:val="Compact"/>
-              <w:jc w:val="both"/>
             </w:pPr>
             <w:r>
               <w:t xml:space="preserve">Публичная линейка услуг (аналитика/прогнозы) </w:t>
@@ -3221,7 +3067,6 @@
           <w:p>
             <w:pPr>
               <w:pStyle w:val="Compact"/>
-              <w:jc w:val="both"/>
             </w:pPr>
             <w:r>
               <w:t>СовЭкон</w:t>
@@ -3243,7 +3088,6 @@
           <w:p>
             <w:pPr>
               <w:pStyle w:val="Compact"/>
-              <w:jc w:val="both"/>
             </w:pPr>
             <w:r>
               <w:t>Аналитика зе</w:t>
@@ -3260,7 +3104,6 @@
           <w:p>
             <w:pPr>
               <w:pStyle w:val="Compact"/>
-              <w:jc w:val="both"/>
             </w:pPr>
             <w:r>
               <w:t>Subscription/Consulting</w:t>
@@ -3274,7 +3117,6 @@
           <w:p>
             <w:pPr>
               <w:pStyle w:val="Compact"/>
-              <w:jc w:val="both"/>
             </w:pPr>
             <w:r>
               <w:t>Отчёты/прогнозы; узнаваемость на рынке</w:t>
@@ -3288,7 +3130,6 @@
           <w:p>
             <w:pPr>
               <w:pStyle w:val="Compact"/>
-              <w:jc w:val="both"/>
             </w:pPr>
             <w:r>
               <w:t>РФ/междунар.</w:t>
@@ -3302,7 +3143,6 @@
           <w:p>
             <w:pPr>
               <w:pStyle w:val="Compact"/>
-              <w:jc w:val="both"/>
             </w:pPr>
             <w:r>
               <w:t xml:space="preserve">Позиционирование как независимая аналитика, указание на клиентов из крупных медиа/агросектора </w:t>
@@ -3326,7 +3166,6 @@
           <w:p>
             <w:pPr>
               <w:pStyle w:val="Compact"/>
-              <w:jc w:val="both"/>
             </w:pPr>
             <w:r>
               <w:t>ПроЗерно</w:t>
@@ -3348,7 +3187,6 @@
           <w:p>
             <w:pPr>
               <w:pStyle w:val="Compact"/>
-              <w:jc w:val="both"/>
             </w:pPr>
             <w:r>
               <w:t>Аналитика зерновых/масличных, мониторинги</w:t>
@@ -3362,7 +3200,6 @@
           <w:p>
             <w:pPr>
               <w:pStyle w:val="Compact"/>
-              <w:jc w:val="both"/>
             </w:pPr>
             <w:r>
               <w:t>Subscription</w:t>
@@ -3376,7 +3213,6 @@
           <w:p>
             <w:pPr>
               <w:pStyle w:val="Compact"/>
-              <w:jc w:val="both"/>
             </w:pPr>
             <w:r>
               <w:t>Подписка на “вести” и отчёты</w:t>
@@ -3390,7 +3226,6 @@
           <w:p>
             <w:pPr>
               <w:pStyle w:val="Compact"/>
-              <w:jc w:val="both"/>
             </w:pPr>
             <w:r>
               <w:t>РФ</w:t>
@@ -3404,7 +3239,6 @@
           <w:p>
             <w:pPr>
               <w:pStyle w:val="Compact"/>
-              <w:jc w:val="both"/>
             </w:pPr>
             <w:r>
               <w:t xml:space="preserve">Публичная подписка: </w:t>
@@ -3438,7 +3272,6 @@
           <w:p>
             <w:pPr>
               <w:pStyle w:val="Compact"/>
-              <w:jc w:val="both"/>
             </w:pPr>
             <w:r>
               <w:t>Русагротранс</w:t>
@@ -3460,7 +3293,6 @@
           <w:p>
             <w:pPr>
               <w:pStyle w:val="Compact"/>
-              <w:jc w:val="both"/>
             </w:pPr>
             <w:r>
               <w:t>Аналитика экспорта + логистика зерна</w:t>
@@ -3474,7 +3306,6 @@
           <w:p>
             <w:pPr>
               <w:pStyle w:val="Compact"/>
-              <w:jc w:val="both"/>
             </w:pPr>
             <w:r>
               <w:t>Analytics+Infrastructure</w:t>
@@ -3488,7 +3319,6 @@
           <w:p>
             <w:pPr>
               <w:pStyle w:val="Compact"/>
-              <w:jc w:val="both"/>
             </w:pPr>
             <w:r>
               <w:t>Прогнозы/аналитика рынка</w:t>
@@ -3502,7 +3332,6 @@
           <w:p>
             <w:pPr>
               <w:pStyle w:val="Compact"/>
-              <w:jc w:val="both"/>
             </w:pPr>
             <w:r>
               <w:t>РФ</w:t>
@@ -3516,7 +3345,6 @@
           <w:p>
             <w:pPr>
               <w:pStyle w:val="Compact"/>
-              <w:jc w:val="both"/>
             </w:pPr>
             <w:r>
               <w:t xml:space="preserve">Публичные регулярные прогнозы экспорта и комментарии аналитцентра </w:t>
@@ -3540,7 +3368,6 @@
           <w:p>
             <w:pPr>
               <w:pStyle w:val="Compact"/>
-              <w:jc w:val="both"/>
             </w:pPr>
             <w:r>
               <w:t>Рексофт Консалтинг</w:t>
@@ -3562,7 +3389,6 @@
           <w:p>
             <w:pPr>
               <w:pStyle w:val="Compact"/>
-              <w:jc w:val="both"/>
             </w:pPr>
             <w:r>
               <w:t>Стратегия/трансформация, центр компетенций АПК</w:t>
@@ -3576,7 +3402,6 @@
           <w:p>
             <w:pPr>
               <w:pStyle w:val="Compact"/>
-              <w:jc w:val="both"/>
             </w:pPr>
             <w:r>
               <w:t>Consulting</w:t>
@@ -3590,7 +3415,6 @@
           <w:p>
             <w:pPr>
               <w:pStyle w:val="Compact"/>
-              <w:jc w:val="both"/>
             </w:pPr>
             <w:r>
               <w:t>Стратегические и операционные проекты, в т.ч. цифровизация</w:t>
@@ -3604,7 +3428,6 @@
           <w:p>
             <w:pPr>
               <w:pStyle w:val="Compact"/>
-              <w:jc w:val="both"/>
             </w:pPr>
             <w:r>
               <w:t>РФ</w:t>
@@ -3618,7 +3441,6 @@
           <w:p>
             <w:pPr>
               <w:pStyle w:val="Compact"/>
-              <w:jc w:val="both"/>
             </w:pPr>
             <w:r>
               <w:t xml:space="preserve">Объявлено создание центра компетенций в АПК и фокус направлений </w:t>
@@ -3642,7 +3464,6 @@
           <w:p>
             <w:pPr>
               <w:pStyle w:val="Compact"/>
-              <w:jc w:val="both"/>
             </w:pPr>
             <w:r>
               <w:t>Betaren</w:t>
@@ -3664,7 +3485,6 @@
           <w:p>
             <w:pPr>
               <w:pStyle w:val="Compact"/>
-              <w:jc w:val="both"/>
             </w:pPr>
             <w:r>
               <w:t>Агросопрово</w:t>
@@ -3681,7 +3501,6 @@
           <w:p>
             <w:pPr>
               <w:pStyle w:val="Compact"/>
-              <w:jc w:val="both"/>
             </w:pPr>
             <w:r>
               <w:t>Bundled</w:t>
@@ -3695,7 +3514,6 @@
           <w:p>
             <w:pPr>
               <w:pStyle w:val="Compact"/>
-              <w:jc w:val="both"/>
             </w:pPr>
             <w:r>
               <w:t>Технологическое агросопровождение</w:t>
@@ -3709,7 +3527,6 @@
           <w:p>
             <w:pPr>
               <w:pStyle w:val="Compact"/>
-              <w:jc w:val="both"/>
             </w:pPr>
             <w:r>
               <w:t>РФ</w:t>
@@ -3723,7 +3540,6 @@
           <w:p>
             <w:pPr>
               <w:pStyle w:val="Compact"/>
-              <w:jc w:val="both"/>
             </w:pPr>
             <w:r>
               <w:t xml:space="preserve">Заявлено: </w:t>
@@ -3767,7 +3583,6 @@
           <w:p>
             <w:pPr>
               <w:pStyle w:val="Compact"/>
-              <w:jc w:val="both"/>
             </w:pPr>
             <w:r>
               <w:t>Август</w:t>
@@ -3789,7 +3604,6 @@
           <w:p>
             <w:pPr>
               <w:pStyle w:val="Compact"/>
-              <w:jc w:val="both"/>
             </w:pPr>
             <w:r>
               <w:t>СЗР + лаборатории/поддержка/контент</w:t>
@@ -3803,7 +3617,6 @@
           <w:p>
             <w:pPr>
               <w:pStyle w:val="Compact"/>
-              <w:jc w:val="both"/>
             </w:pPr>
             <w:r>
               <w:t>Bundled</w:t>
@@ -3817,7 +3630,6 @@
           <w:p>
             <w:pPr>
               <w:pStyle w:val="Compact"/>
-              <w:jc w:val="both"/>
             </w:pPr>
             <w:r>
               <w:t>Препараты + “агросервисы” (лабы/консультации)</w:t>
@@ -3831,7 +3643,6 @@
           <w:p>
             <w:pPr>
               <w:pStyle w:val="Compact"/>
-              <w:jc w:val="both"/>
             </w:pPr>
             <w:r>
               <w:t>РФ/СНГ</w:t>
@@ -3845,7 +3656,6 @@
           <w:p>
             <w:pPr>
               <w:pStyle w:val="Compact"/>
-              <w:jc w:val="both"/>
             </w:pPr>
             <w:r>
               <w:t xml:space="preserve">Продажи СЗР </w:t>
@@ -3892,7 +3702,6 @@
           <w:p>
             <w:pPr>
               <w:pStyle w:val="Compact"/>
-              <w:jc w:val="both"/>
             </w:pPr>
             <w:r>
               <w:lastRenderedPageBreak/>
@@ -3915,7 +3724,6 @@
           <w:p>
             <w:pPr>
               <w:pStyle w:val="Compact"/>
-              <w:jc w:val="both"/>
             </w:pPr>
             <w:r>
               <w:t>Удобрения + цифровые сервисы/семена</w:t>
@@ -3929,7 +3737,6 @@
           <w:p>
             <w:pPr>
               <w:pStyle w:val="Compact"/>
-              <w:jc w:val="both"/>
             </w:pPr>
             <w:r>
               <w:t>Bundled/Ecosystem</w:t>
@@ -3943,7 +3750,6 @@
           <w:p>
             <w:pPr>
               <w:pStyle w:val="Compact"/>
-              <w:jc w:val="both"/>
             </w:pPr>
             <w:r>
               <w:t>Экосистема сервисов, агросопровождение</w:t>
@@ -3957,7 +3763,6 @@
           <w:p>
             <w:pPr>
               <w:pStyle w:val="Compact"/>
-              <w:jc w:val="both"/>
             </w:pPr>
             <w:r>
               <w:t>РФ</w:t>
@@ -3971,7 +3776,6 @@
           <w:p>
             <w:pPr>
               <w:pStyle w:val="Compact"/>
-              <w:jc w:val="both"/>
             </w:pPr>
             <w:r>
               <w:t xml:space="preserve">Публично заявлялись цифровые сервисы; выход в семена с агросервисами в 70+ регионах </w:t>
@@ -3995,7 +3799,6 @@
           <w:p>
             <w:pPr>
               <w:pStyle w:val="Compact"/>
-              <w:jc w:val="both"/>
             </w:pPr>
             <w:r>
               <w:t>Уралхим</w:t>
@@ -4017,7 +3820,6 @@
           <w:p>
             <w:pPr>
               <w:pStyle w:val="Compact"/>
-              <w:jc w:val="both"/>
             </w:pPr>
             <w:r>
               <w:t>Удобрения + агросервисы; цифровые активы</w:t>
@@ -4031,7 +3833,6 @@
           <w:p>
             <w:pPr>
               <w:pStyle w:val="Compact"/>
-              <w:jc w:val="both"/>
             </w:pPr>
             <w:r>
               <w:t>Bundled</w:t>
@@ -4045,7 +3846,6 @@
           <w:p>
             <w:pPr>
               <w:pStyle w:val="Compact"/>
-              <w:jc w:val="both"/>
             </w:pPr>
             <w:r>
               <w:t>Агролаборатория/сервисы + цифровизация</w:t>
@@ -4059,7 +3859,6 @@
           <w:p>
             <w:pPr>
               <w:pStyle w:val="Compact"/>
-              <w:jc w:val="both"/>
             </w:pPr>
             <w:r>
               <w:t>РФ</w:t>
@@ -4073,7 +3872,6 @@
           <w:p>
             <w:pPr>
               <w:pStyle w:val="Compact"/>
-              <w:jc w:val="both"/>
             </w:pPr>
             <w:r>
               <w:t xml:space="preserve">Публичные “Сервисы” (агролаборатория и др.) и связь с цифровой платформой </w:t>
@@ -4097,7 +3895,6 @@
           <w:p>
             <w:pPr>
               <w:pStyle w:val="Compact"/>
-              <w:jc w:val="both"/>
             </w:pPr>
             <w:r>
               <w:t>ЕвроХим</w:t>
@@ -4119,7 +3916,6 @@
           <w:p>
             <w:pPr>
               <w:pStyle w:val="Compact"/>
-              <w:jc w:val="both"/>
             </w:pPr>
             <w:r>
               <w:t>Удобрения + агроконсультирование/обучение</w:t>
@@ -4133,7 +3929,6 @@
           <w:p>
             <w:pPr>
               <w:pStyle w:val="Compact"/>
-              <w:jc w:val="both"/>
             </w:pPr>
             <w:r>
               <w:t>Bundled</w:t>
@@ -4147,7 +3942,6 @@
           <w:p>
             <w:pPr>
               <w:pStyle w:val="Compact"/>
-              <w:jc w:val="both"/>
             </w:pPr>
             <w:r>
               <w:t>Вебинары/консультации, агрохимслужба</w:t>
@@ -4161,7 +3955,6 @@
           <w:p>
             <w:pPr>
               <w:pStyle w:val="Compact"/>
-              <w:jc w:val="both"/>
             </w:pPr>
             <w:r>
               <w:t>РФ</w:t>
@@ -4175,7 +3968,6 @@
           <w:p>
             <w:pPr>
               <w:pStyle w:val="Compact"/>
-              <w:jc w:val="both"/>
             </w:pPr>
             <w:r>
               <w:t xml:space="preserve">Публичные программы вебинаров и консультаций для аграриев </w:t>
@@ -4199,7 +3991,6 @@
           <w:p>
             <w:pPr>
               <w:pStyle w:val="Compact"/>
-              <w:jc w:val="both"/>
             </w:pPr>
             <w:r>
               <w:t>Агрохолдинг «СТЕПЬ»</w:t>
@@ -4221,7 +4012,6 @@
           <w:p>
             <w:pPr>
               <w:pStyle w:val="Compact"/>
-              <w:jc w:val="both"/>
             </w:pPr>
             <w:r>
               <w:t>Внутренний agronomic OS/цифровые двойники</w:t>
@@ -4235,7 +4025,6 @@
           <w:p>
             <w:pPr>
               <w:pStyle w:val="Compact"/>
-              <w:jc w:val="both"/>
             </w:pPr>
             <w:r>
               <w:t>In‑house (потенц. внешн.)</w:t>
@@ -4249,7 +4038,6 @@
           <w:p>
             <w:pPr>
               <w:pStyle w:val="Compact"/>
-              <w:jc w:val="both"/>
             </w:pPr>
             <w:r>
               <w:t>Планирование урожая/маржинальности, цифровой контур исполнения</w:t>
@@ -4263,7 +4051,6 @@
           <w:p>
             <w:pPr>
               <w:pStyle w:val="Compact"/>
-              <w:jc w:val="both"/>
             </w:pPr>
             <w:r>
               <w:t>РФ</w:t>
@@ -4277,7 +4064,6 @@
           <w:p>
             <w:pPr>
               <w:pStyle w:val="Compact"/>
-              <w:jc w:val="both"/>
             </w:pPr>
             <w:r>
               <w:t xml:space="preserve">Публично: цифровые двойники, использование “История поля”, оптимизация по маржинальности </w:t>
@@ -4301,7 +4087,6 @@
           <w:p>
             <w:pPr>
               <w:pStyle w:val="Compact"/>
-              <w:jc w:val="both"/>
             </w:pPr>
             <w:r>
               <w:t>ЭкоНива-АПК Холдинг</w:t>
@@ -4323,7 +4108,6 @@
           <w:p>
             <w:pPr>
               <w:pStyle w:val="Compact"/>
-              <w:jc w:val="both"/>
             </w:pPr>
             <w:r>
               <w:t>С</w:t>
@@ -4340,7 +4124,6 @@
           <w:p>
             <w:pPr>
               <w:pStyle w:val="Compact"/>
-              <w:jc w:val="both"/>
             </w:pPr>
             <w:r>
               <w:t>In‑house</w:t>
@@ -4354,7 +4137,6 @@
           <w:p>
             <w:pPr>
               <w:pStyle w:val="Compact"/>
-              <w:jc w:val="both"/>
             </w:pPr>
             <w:r>
               <w:t>Управление оперативными данными по полям</w:t>
@@ -4368,7 +4150,6 @@
           <w:p>
             <w:pPr>
               <w:pStyle w:val="Compact"/>
-              <w:jc w:val="both"/>
             </w:pPr>
             <w:r>
               <w:t>РФ</w:t>
@@ -4382,7 +4163,6 @@
           <w:p>
             <w:pPr>
               <w:pStyle w:val="Compact"/>
-              <w:jc w:val="both"/>
             </w:pPr>
             <w:r>
               <w:t xml:space="preserve">Интеграция собственного ПО EkoCrop с 1С; публичные сообщения о цифровизации </w:t>
@@ -4406,7 +4186,6 @@
           <w:p>
             <w:pPr>
               <w:pStyle w:val="Compact"/>
-              <w:jc w:val="both"/>
             </w:pPr>
             <w:r>
               <w:t>Русагро</w:t>
@@ -4428,7 +4207,6 @@
           <w:p>
             <w:pPr>
               <w:pStyle w:val="Compact"/>
-              <w:jc w:val="both"/>
             </w:pPr>
             <w:r>
               <w:t>Импортозамещение системы управления растениеводством</w:t>
@@ -4442,7 +4220,6 @@
           <w:p>
             <w:pPr>
               <w:pStyle w:val="Compact"/>
-              <w:jc w:val="both"/>
             </w:pPr>
             <w:r>
               <w:t>In‑house (че</w:t>
@@ -4459,7 +4236,6 @@
           <w:p>
             <w:pPr>
               <w:pStyle w:val="Compact"/>
-              <w:jc w:val="both"/>
             </w:pPr>
             <w:r>
               <w:t>Переход на отечественный сервис управления</w:t>
@@ -4473,7 +4249,6 @@
           <w:p>
             <w:pPr>
               <w:pStyle w:val="Compact"/>
-              <w:jc w:val="both"/>
             </w:pPr>
             <w:r>
               <w:t>РФ</w:t>
@@ -4487,7 +4262,6 @@
           <w:p>
             <w:pPr>
               <w:pStyle w:val="Compact"/>
-              <w:jc w:val="both"/>
             </w:pPr>
             <w:r>
               <w:t xml:space="preserve">Проект внедрения “История поля” с бесшовным переходом; участие сотен сотрудников </w:t>
@@ -4507,7 +4281,6 @@
     <w:p>
       <w:pPr>
         <w:pStyle w:val="3"/>
-        <w:jc w:val="both"/>
       </w:pPr>
       <w:bookmarkStart w:id="12" w:name="Xa2ccb68a62af529618c9ef85809ad1fabc509e6"/>
       <w:bookmarkEnd w:id="11"/>
@@ -4519,7 +4292,6 @@
     <w:p>
       <w:pPr>
         <w:pStyle w:val="2"/>
-        <w:jc w:val="both"/>
       </w:pPr>
       <w:bookmarkStart w:id="13" w:name="X514e21d2396f22bd2f773a89d67afce7d794512"/>
       <w:bookmarkEnd w:id="9"/>
@@ -4531,7 +4303,6 @@
     <w:p>
       <w:pPr>
         <w:pStyle w:val="FirstParagraph"/>
-        <w:jc w:val="both"/>
       </w:pPr>
       <w:r>
         <w:t>Ниже — разбор десяти наиболее “опасных” для модели RAI игроков. Критерий опасности: способность закрыть минимум три элемента из “проект урожая → контроль исполнения → участие в экономике”, а также наличие канала масштабирования на сотни хозяйств.</w:t>
@@ -4540,7 +4311,6 @@
     <w:p>
       <w:pPr>
         <w:pStyle w:val="aa"/>
-        <w:jc w:val="both"/>
       </w:pPr>
       <w:r>
         <w:t>Шкала угр</w:t>
@@ -4563,7 +4333,6 @@
     <w:p>
       <w:pPr>
         <w:pStyle w:val="3"/>
-        <w:jc w:val="both"/>
       </w:pPr>
       <w:bookmarkStart w:id="14" w:name="агросигнал"/>
       <w:r>
@@ -4573,7 +4342,6 @@
     <w:p>
       <w:pPr>
         <w:pStyle w:val="FirstParagraph"/>
-        <w:jc w:val="both"/>
       </w:pPr>
       <w:r>
         <w:rPr>
@@ -4600,7 +4368,6 @@
     <w:p>
       <w:pPr>
         <w:pStyle w:val="a0"/>
-        <w:jc w:val="both"/>
       </w:pPr>
       <w:r>
         <w:rPr>
@@ -4624,7 +4391,6 @@
     <w:p>
       <w:pPr>
         <w:pStyle w:val="a0"/>
-        <w:jc w:val="both"/>
       </w:pPr>
       <w:r>
         <w:rPr>
@@ -4658,7 +4424,6 @@
     <w:p>
       <w:pPr>
         <w:pStyle w:val="a0"/>
-        <w:jc w:val="both"/>
       </w:pPr>
       <w:r>
         <w:rPr>
@@ -4685,7 +4450,6 @@
     <w:p>
       <w:pPr>
         <w:pStyle w:val="a0"/>
-        <w:jc w:val="both"/>
       </w:pPr>
       <w:r>
         <w:rPr>
@@ -4722,7 +4486,6 @@
     <w:p>
       <w:pPr>
         <w:pStyle w:val="a0"/>
-        <w:jc w:val="both"/>
       </w:pPr>
       <w:r>
         <w:rPr>
@@ -4757,7 +4520,6 @@
     <w:p>
       <w:pPr>
         <w:pStyle w:val="a0"/>
-        <w:jc w:val="both"/>
       </w:pPr>
       <w:r>
         <w:rPr>
@@ -4776,7 +4538,6 @@
     <w:p>
       <w:pPr>
         <w:pStyle w:val="3"/>
-        <w:jc w:val="both"/>
       </w:pPr>
       <w:bookmarkStart w:id="15" w:name="геомир-история-поля-ассистагро"/>
       <w:bookmarkEnd w:id="14"/>
@@ -4787,7 +4548,6 @@
     <w:p>
       <w:pPr>
         <w:pStyle w:val="FirstParagraph"/>
-        <w:jc w:val="both"/>
       </w:pPr>
       <w:r>
         <w:rPr>
@@ -4811,7 +4571,6 @@
     <w:p>
       <w:pPr>
         <w:pStyle w:val="a0"/>
-        <w:jc w:val="both"/>
       </w:pPr>
       <w:r>
         <w:rPr>
@@ -4835,7 +4594,6 @@
     <w:p>
       <w:pPr>
         <w:pStyle w:val="a0"/>
-        <w:jc w:val="both"/>
       </w:pPr>
       <w:r>
         <w:rPr>
@@ -4863,7 +4621,6 @@
     <w:p>
       <w:pPr>
         <w:pStyle w:val="a0"/>
-        <w:jc w:val="both"/>
       </w:pPr>
       <w:r>
         <w:rPr>
@@ -4900,7 +4657,6 @@
     <w:p>
       <w:pPr>
         <w:pStyle w:val="a0"/>
-        <w:jc w:val="both"/>
       </w:pPr>
       <w:r>
         <w:rPr>
@@ -4924,7 +4680,6 @@
     <w:p>
       <w:pPr>
         <w:pStyle w:val="a0"/>
-        <w:jc w:val="both"/>
       </w:pPr>
       <w:r>
         <w:rPr>
@@ -4943,7 +4698,6 @@
     <w:p>
       <w:pPr>
         <w:pStyle w:val="3"/>
-        <w:jc w:val="both"/>
       </w:pPr>
       <w:bookmarkStart w:id="16" w:name="поле.рф-как-агроэкосистема"/>
       <w:bookmarkEnd w:id="15"/>
@@ -4954,7 +4708,6 @@
     <w:p>
       <w:pPr>
         <w:pStyle w:val="FirstParagraph"/>
-        <w:jc w:val="both"/>
       </w:pPr>
       <w:r>
         <w:rPr>
@@ -4981,7 +4734,6 @@
     <w:p>
       <w:pPr>
         <w:pStyle w:val="a0"/>
-        <w:jc w:val="both"/>
       </w:pPr>
       <w:r>
         <w:rPr>
@@ -5010,7 +4762,6 @@
     <w:p>
       <w:pPr>
         <w:pStyle w:val="a0"/>
-        <w:jc w:val="both"/>
       </w:pPr>
       <w:r>
         <w:rPr>
@@ -5038,7 +4789,6 @@
     <w:p>
       <w:pPr>
         <w:pStyle w:val="a0"/>
-        <w:jc w:val="both"/>
       </w:pPr>
       <w:r>
         <w:rPr>
@@ -5057,7 +4807,6 @@
     <w:p>
       <w:pPr>
         <w:pStyle w:val="3"/>
-        <w:jc w:val="both"/>
       </w:pPr>
       <w:bookmarkStart w:id="17" w:name="X7d4819a091efa8c52095e9004ada89f6260946c"/>
       <w:bookmarkEnd w:id="16"/>
@@ -5068,7 +4817,6 @@
     <w:p>
       <w:pPr>
         <w:pStyle w:val="FirstParagraph"/>
-        <w:jc w:val="both"/>
       </w:pPr>
       <w:r>
         <w:rPr>
@@ -5095,7 +4843,6 @@
     <w:p>
       <w:pPr>
         <w:pStyle w:val="a0"/>
-        <w:jc w:val="both"/>
       </w:pPr>
       <w:r>
         <w:rPr>
@@ -5125,7 +4872,6 @@
     <w:p>
       <w:pPr>
         <w:pStyle w:val="a0"/>
-        <w:jc w:val="both"/>
       </w:pPr>
       <w:r>
         <w:rPr>
@@ -5141,7 +4887,6 @@
     <w:p>
       <w:pPr>
         <w:pStyle w:val="3"/>
-        <w:jc w:val="both"/>
       </w:pPr>
       <w:bookmarkStart w:id="18" w:name="россельхозбанк-и-цифровая-экосистема"/>
       <w:bookmarkEnd w:id="17"/>
@@ -5156,7 +4901,6 @@
     <w:p>
       <w:pPr>
         <w:pStyle w:val="FirstParagraph"/>
-        <w:jc w:val="both"/>
       </w:pPr>
       <w:r>
         <w:rPr>
@@ -5183,7 +4927,6 @@
     <w:p>
       <w:pPr>
         <w:pStyle w:val="a0"/>
-        <w:jc w:val="both"/>
       </w:pPr>
       <w:r>
         <w:rPr>
@@ -5213,7 +4956,6 @@
     <w:p>
       <w:pPr>
         <w:pStyle w:val="a0"/>
-        <w:jc w:val="both"/>
       </w:pPr>
       <w:r>
         <w:rPr>
@@ -5232,7 +4974,6 @@
     <w:p>
       <w:pPr>
         <w:pStyle w:val="3"/>
-        <w:jc w:val="both"/>
       </w:pPr>
       <w:bookmarkStart w:id="19" w:name="X91003cfb9baf5f7bc4d93f6674f6af73f7e7a42"/>
       <w:bookmarkEnd w:id="18"/>
@@ -5243,7 +4984,6 @@
     <w:p>
       <w:pPr>
         <w:pStyle w:val="FirstParagraph"/>
-        <w:jc w:val="both"/>
       </w:pPr>
       <w:r>
         <w:rPr>
@@ -5287,7 +5027,6 @@
     <w:p>
       <w:pPr>
         <w:pStyle w:val="a0"/>
-        <w:jc w:val="both"/>
       </w:pPr>
       <w:r>
         <w:rPr>
@@ -5323,7 +5062,6 @@
     <w:p>
       <w:pPr>
         <w:pStyle w:val="a0"/>
-        <w:jc w:val="both"/>
       </w:pPr>
       <w:r>
         <w:rPr>
@@ -5342,7 +5080,6 @@
     <w:p>
       <w:pPr>
         <w:pStyle w:val="3"/>
-        <w:jc w:val="both"/>
       </w:pPr>
       <w:bookmarkStart w:id="20" w:name="X3abfbfab7ac79f76d4aa200d4b9c2ef61c78f98"/>
       <w:bookmarkEnd w:id="19"/>
@@ -5353,7 +5090,6 @@
     <w:p>
       <w:pPr>
         <w:pStyle w:val="FirstParagraph"/>
-        <w:jc w:val="both"/>
       </w:pPr>
       <w:r>
         <w:rPr>
@@ -5380,7 +5116,6 @@
     <w:p>
       <w:pPr>
         <w:pStyle w:val="a0"/>
-        <w:jc w:val="both"/>
       </w:pPr>
       <w:r>
         <w:rPr>
@@ -5407,7 +5142,6 @@
     <w:p>
       <w:pPr>
         <w:pStyle w:val="a0"/>
-        <w:jc w:val="both"/>
       </w:pPr>
       <w:r>
         <w:rPr>
@@ -5426,7 +5160,6 @@
     <w:p>
       <w:pPr>
         <w:pStyle w:val="3"/>
-        <w:jc w:val="both"/>
       </w:pPr>
       <w:bookmarkStart w:id="21" w:name="X58c05d4f5582f7518c4f13e9a6bdb5295138f89"/>
       <w:bookmarkEnd w:id="20"/>
@@ -5437,7 +5170,6 @@
     <w:p>
       <w:pPr>
         <w:pStyle w:val="FirstParagraph"/>
-        <w:jc w:val="both"/>
       </w:pPr>
       <w:r>
         <w:rPr>
@@ -5464,7 +5196,6 @@
     <w:p>
       <w:pPr>
         <w:pStyle w:val="a0"/>
-        <w:jc w:val="both"/>
       </w:pPr>
       <w:r>
         <w:rPr>
@@ -5488,7 +5219,6 @@
     <w:p>
       <w:pPr>
         <w:pStyle w:val="3"/>
-        <w:jc w:val="both"/>
       </w:pPr>
       <w:bookmarkStart w:id="22" w:name="X678478d808f5232622d32dcf2edd6d955a65272"/>
       <w:bookmarkEnd w:id="21"/>
@@ -5502,7 +5232,6 @@
     <w:p>
       <w:pPr>
         <w:pStyle w:val="FirstParagraph"/>
-        <w:jc w:val="both"/>
       </w:pPr>
       <w:r>
         <w:rPr>
@@ -5529,7 +5258,6 @@
     <w:p>
       <w:pPr>
         <w:pStyle w:val="a0"/>
-        <w:jc w:val="both"/>
       </w:pPr>
       <w:r>
         <w:rPr>
@@ -5556,7 +5284,6 @@
     <w:p>
       <w:pPr>
         <w:pStyle w:val="a0"/>
-        <w:jc w:val="both"/>
       </w:pPr>
       <w:r>
         <w:rPr>
@@ -5575,7 +5302,6 @@
     <w:p>
       <w:pPr>
         <w:pStyle w:val="3"/>
-        <w:jc w:val="both"/>
       </w:pPr>
       <w:bookmarkStart w:id="23" w:name="Xefcf8cf6a1979616ab441922af46c01f68efd6b"/>
       <w:bookmarkEnd w:id="22"/>
@@ -5586,7 +5312,6 @@
     <w:p>
       <w:pPr>
         <w:pStyle w:val="FirstParagraph"/>
-        <w:jc w:val="both"/>
       </w:pPr>
       <w:r>
         <w:rPr>
@@ -5610,7 +5335,6 @@
     <w:p>
       <w:pPr>
         <w:pStyle w:val="a0"/>
-        <w:jc w:val="both"/>
       </w:pPr>
       <w:r>
         <w:rPr>
@@ -5637,7 +5361,6 @@
     <w:p>
       <w:pPr>
         <w:pStyle w:val="a0"/>
-        <w:jc w:val="both"/>
       </w:pPr>
       <w:r>
         <w:rPr>
@@ -5656,7 +5379,6 @@
     <w:p>
       <w:pPr>
         <w:pStyle w:val="2"/>
-        <w:jc w:val="both"/>
       </w:pPr>
       <w:bookmarkStart w:id="24" w:name="Xd88675b9d978b89a03dd9edcb8f2d2da85b50e6"/>
       <w:bookmarkEnd w:id="13"/>
@@ -5668,7 +5390,6 @@
     <w:p>
       <w:pPr>
         <w:pStyle w:val="3"/>
-        <w:jc w:val="both"/>
       </w:pPr>
       <w:bookmarkStart w:id="25" w:name="функциональные-кластеры-решений"/>
       <w:r>
@@ -5678,7 +5399,6 @@
     <w:p>
       <w:pPr>
         <w:pStyle w:val="FirstParagraph"/>
-        <w:jc w:val="both"/>
       </w:pPr>
       <w:r>
         <w:t>Для целей RAI важно разделять рынок цифровых продуктов на четыре кластера (они по‑разному</w:t>
@@ -5690,7 +5410,6 @@
     <w:p>
       <w:pPr>
         <w:pStyle w:val="a0"/>
-        <w:jc w:val="both"/>
       </w:pPr>
       <w:r>
         <w:rPr>
@@ -5717,7 +5436,6 @@
     <w:p>
       <w:pPr>
         <w:pStyle w:val="a0"/>
-        <w:jc w:val="both"/>
       </w:pPr>
       <w:r>
         <w:rPr>
@@ -5744,7 +5462,6 @@
     <w:p>
       <w:pPr>
         <w:pStyle w:val="a0"/>
-        <w:jc w:val="both"/>
       </w:pPr>
       <w:r>
         <w:rPr>
@@ -5771,7 +5488,6 @@
     <w:p>
       <w:pPr>
         <w:pStyle w:val="a0"/>
-        <w:jc w:val="both"/>
       </w:pPr>
       <w:r>
         <w:rPr>
@@ -5795,7 +5511,6 @@
     <w:p>
       <w:pPr>
         <w:pStyle w:val="3"/>
-        <w:jc w:val="both"/>
       </w:pPr>
       <w:bookmarkStart w:id="26" w:name="Xf2bce82228e61a58416a4eb71d351ee73c15ab3"/>
       <w:bookmarkEnd w:id="25"/>
@@ -5811,7 +5526,6 @@
           <w:ilvl w:val="0"/>
           <w:numId w:val="4"/>
         </w:numPr>
-        <w:jc w:val="both"/>
       </w:pPr>
       <w:r>
         <w:rPr>
@@ -5842,7 +5556,6 @@
           <w:ilvl w:val="0"/>
           <w:numId w:val="4"/>
         </w:numPr>
-        <w:jc w:val="both"/>
       </w:pPr>
       <w:r>
         <w:rPr>
@@ -5873,7 +5586,6 @@
           <w:ilvl w:val="0"/>
           <w:numId w:val="4"/>
         </w:numPr>
-        <w:jc w:val="both"/>
       </w:pPr>
       <w:r>
         <w:rPr>
@@ -5904,7 +5616,6 @@
           <w:ilvl w:val="0"/>
           <w:numId w:val="4"/>
         </w:numPr>
-        <w:jc w:val="both"/>
       </w:pPr>
       <w:r>
         <w:rPr>
@@ -5931,7 +5642,6 @@
     <w:p>
       <w:pPr>
         <w:pStyle w:val="3"/>
-        <w:jc w:val="both"/>
       </w:pPr>
       <w:bookmarkStart w:id="27" w:name="вывод-для-rai-по-цифровому-сегменту"/>
       <w:bookmarkEnd w:id="26"/>
@@ -5942,7 +5652,6 @@
     <w:p>
       <w:pPr>
         <w:pStyle w:val="FirstParagraph"/>
-        <w:jc w:val="both"/>
       </w:pPr>
       <w:r>
         <w:t xml:space="preserve">Цифровые платформы как класс </w:t>
@@ -5976,7 +5685,6 @@
     <w:p>
       <w:pPr>
         <w:pStyle w:val="a0"/>
-        <w:jc w:val="both"/>
       </w:pPr>
       <w:r>
         <w:t xml:space="preserve">Отсюда практический вывод: RAI выигрывает не “функциями”, а </w:t>
@@ -5998,7 +5706,6 @@
     <w:p>
       <w:pPr>
         <w:pStyle w:val="2"/>
-        <w:jc w:val="both"/>
       </w:pPr>
       <w:bookmarkStart w:id="28" w:name="X3515fb1fddbc932623d9605d359addc37967919"/>
       <w:bookmarkEnd w:id="24"/>
@@ -6010,7 +5717,6 @@
     <w:p>
       <w:pPr>
         <w:pStyle w:val="3"/>
-        <w:jc w:val="both"/>
       </w:pPr>
       <w:bookmarkStart w:id="29" w:name="критерии-реального-влияния-на-урожай"/>
       <w:r>
@@ -6020,7 +5726,6 @@
     <w:p>
       <w:pPr>
         <w:pStyle w:val="FirstParagraph"/>
-        <w:jc w:val="both"/>
       </w:pPr>
       <w:r>
         <w:t xml:space="preserve">Урожайность меняют не советы как таковые, а </w:t>
@@ -6050,7 +5755,6 @@
           <w:ilvl w:val="0"/>
           <w:numId w:val="5"/>
         </w:numPr>
-        <w:jc w:val="both"/>
       </w:pPr>
       <w:r>
         <w:t>участвует в выборе технологии (семена/схемы питания/защита/агрооперации);</w:t>
@@ -6063,7 +5767,6 @@
           <w:ilvl w:val="0"/>
           <w:numId w:val="5"/>
         </w:numPr>
-        <w:jc w:val="both"/>
       </w:pPr>
       <w:r>
         <w:t>контролирует соблюдение сроков и норм;</w:t>
@@ -6076,7 +5779,6 @@
           <w:ilvl w:val="0"/>
           <w:numId w:val="5"/>
         </w:numPr>
-        <w:jc w:val="both"/>
       </w:pPr>
       <w:r>
         <w:t>имеет доступ к полю (скаутинг/выезды) и к данным (мониторинг);</w:t>
@@ -6089,7 +5791,6 @@
           <w:ilvl w:val="0"/>
           <w:numId w:val="5"/>
         </w:numPr>
-        <w:jc w:val="both"/>
       </w:pPr>
       <w:r>
         <w:t xml:space="preserve">может воздействовать </w:t>
@@ -6105,7 +5806,6 @@
           <w:ilvl w:val="0"/>
           <w:numId w:val="5"/>
         </w:numPr>
-        <w:jc w:val="both"/>
       </w:pPr>
       <w:r>
         <w:t>несёт экономическую ответственность (хотя бы частично).</w:t>
@@ -6114,7 +5814,6 @@
     <w:p>
       <w:pPr>
         <w:pStyle w:val="3"/>
-        <w:jc w:val="both"/>
       </w:pPr>
       <w:bookmarkStart w:id="30" w:name="X73c0c39b252a19481ebba987008833475145569"/>
       <w:bookmarkEnd w:id="29"/>
@@ -6125,7 +5824,6 @@
     <w:p>
       <w:pPr>
         <w:pStyle w:val="FirstParagraph"/>
-        <w:jc w:val="both"/>
       </w:pPr>
       <w:r>
         <w:rPr>
@@ -6171,7 +5869,6 @@
     <w:p>
       <w:pPr>
         <w:pStyle w:val="a0"/>
-        <w:jc w:val="both"/>
       </w:pPr>
       <w:r>
         <w:rPr>
@@ -6203,7 +5900,6 @@
     <w:p>
       <w:pPr>
         <w:pStyle w:val="a0"/>
-        <w:jc w:val="both"/>
       </w:pPr>
       <w:r>
         <w:rPr>
@@ -6231,7 +5927,6 @@
     <w:p>
       <w:pPr>
         <w:pStyle w:val="a0"/>
-        <w:jc w:val="both"/>
       </w:pPr>
       <w:r>
         <w:rPr>
@@ -6259,7 +5954,6 @@
     <w:p>
       <w:pPr>
         <w:pStyle w:val="3"/>
-        <w:jc w:val="both"/>
       </w:pPr>
       <w:bookmarkStart w:id="31" w:name="Xb29cf90bde0a673793b949251dbc98938f046f8"/>
       <w:bookmarkEnd w:id="30"/>
@@ -6270,7 +5964,6 @@
     <w:p>
       <w:pPr>
         <w:pStyle w:val="FirstParagraph"/>
-        <w:jc w:val="both"/>
       </w:pPr>
       <w:r>
         <w:t>Системная проблема в том, что значимая часть рынка продаёт либо:</w:t>
@@ -6294,7 +5987,6 @@
     <w:p>
       <w:pPr>
         <w:pStyle w:val="a0"/>
-        <w:jc w:val="both"/>
       </w:pPr>
       <w:r>
         <w:t>Это подтверждается как наблюдениями практиков (необходимость полноценного цифрового контура, проблемы покрытия требований готовыми ре</w:t>
@@ -6314,7 +6006,6 @@
     <w:p>
       <w:pPr>
         <w:pStyle w:val="2"/>
-        <w:jc w:val="both"/>
       </w:pPr>
       <w:bookmarkStart w:id="32" w:name="X35096263bb285ebce8ec495844fe62ed6f30718"/>
       <w:bookmarkEnd w:id="28"/>
@@ -6326,7 +6017,6 @@
     <w:p>
       <w:pPr>
         <w:pStyle w:val="3"/>
-        <w:jc w:val="both"/>
       </w:pPr>
       <w:bookmarkStart w:id="33" w:name="почему-они-конкурируют-с-консалтингом"/>
       <w:r>
@@ -6336,7 +6026,6 @@
     <w:p>
       <w:pPr>
         <w:pStyle w:val="FirstParagraph"/>
-        <w:jc w:val="both"/>
       </w:pPr>
       <w:r>
         <w:t>Поставщик СЗР/семян/удобрений конкурирует с агроконсалтингом, потому что:</w:t>
@@ -6345,7 +6034,6 @@
     <w:p>
       <w:pPr>
         <w:pStyle w:val="a0"/>
-        <w:jc w:val="both"/>
       </w:pPr>
       <w:r>
         <w:t>1) он часто первый источник “рецепта” (схемы защиты/питания, выбор гибридов),</w:t>
@@ -6366,7 +6054,6 @@
     <w:p>
       <w:pPr>
         <w:pStyle w:val="3"/>
-        <w:jc w:val="both"/>
       </w:pPr>
       <w:bookmarkStart w:id="34" w:name="X0c189bac3c5cf36fef9343b30590c57b6c24998"/>
       <w:bookmarkEnd w:id="33"/>
@@ -6380,7 +6067,6 @@
     <w:p>
       <w:pPr>
         <w:pStyle w:val="FirstParagraph"/>
-        <w:jc w:val="both"/>
       </w:pPr>
       <w:r>
         <w:t xml:space="preserve">На уровне отраслевых союзов и профильных публикаций отмечается рост использования химических СЗР, например оценка потребления ХСЗР в 2025 году </w:t>
@@ -6410,7 +6096,6 @@
     <w:p>
       <w:pPr>
         <w:pStyle w:val="a0"/>
-        <w:jc w:val="both"/>
       </w:pPr>
       <w:r>
         <w:t xml:space="preserve">Это важно </w:t>
@@ -6422,7 +6107,6 @@
     <w:p>
       <w:pPr>
         <w:pStyle w:val="3"/>
-        <w:jc w:val="both"/>
       </w:pPr>
       <w:bookmarkStart w:id="35" w:name="X073eeaf348ffae989aaf4cfa9baa5258404908d"/>
       <w:bookmarkEnd w:id="34"/>
@@ -6440,7 +6124,6 @@
           <w:ilvl w:val="0"/>
           <w:numId w:val="6"/>
         </w:numPr>
-        <w:jc w:val="both"/>
       </w:pPr>
       <w:r>
         <w:t xml:space="preserve">Производитель СЗР публично раскрывает масштабы продаж и инвестиций и одновременно развивает “агросервисы” (лаборатории/поддержка), что усиливает его роль как “оператора технологии”. </w:t>
@@ -6461,7 +6144,6 @@
           <w:ilvl w:val="0"/>
           <w:numId w:val="6"/>
         </w:numPr>
-        <w:jc w:val="both"/>
       </w:pPr>
       <w:r>
         <w:lastRenderedPageBreak/>
@@ -6483,7 +6165,6 @@
           <w:ilvl w:val="0"/>
           <w:numId w:val="6"/>
         </w:numPr>
-        <w:jc w:val="both"/>
       </w:pPr>
       <w:r>
         <w:t>Удобренческий игрок демонстрирует наличие формализованных “агрономических сервисов” (агролаборатория).</w:t>
@@ -6503,7 +6184,6 @@
     <w:p>
       <w:pPr>
         <w:pStyle w:val="FirstParagraph"/>
-        <w:jc w:val="both"/>
       </w:pPr>
       <w:r>
         <w:rPr>
@@ -6519,7 +6199,6 @@
     <w:p>
       <w:pPr>
         <w:pStyle w:val="2"/>
-        <w:jc w:val="both"/>
       </w:pPr>
       <w:bookmarkStart w:id="36" w:name="X319a632bd8dab0543c65ece409775ec1aecb4b6"/>
       <w:bookmarkEnd w:id="32"/>
@@ -6531,7 +6210,6 @@
     <w:p>
       <w:pPr>
         <w:pStyle w:val="3"/>
-        <w:jc w:val="both"/>
       </w:pPr>
       <w:bookmarkStart w:id="37" w:name="X4185707f6808287f85222b5538d33144e177023"/>
       <w:r>
@@ -6544,7 +6222,6 @@
     <w:p>
       <w:pPr>
         <w:pStyle w:val="FirstParagraph"/>
-        <w:jc w:val="both"/>
       </w:pPr>
       <w:r>
         <w:rPr>
@@ -6571,7 +6248,6 @@
     <w:p>
       <w:pPr>
         <w:pStyle w:val="a0"/>
-        <w:jc w:val="both"/>
       </w:pPr>
       <w:r>
         <w:rPr>
@@ -6598,7 +6274,6 @@
     <w:p>
       <w:pPr>
         <w:pStyle w:val="a0"/>
-        <w:jc w:val="both"/>
       </w:pPr>
       <w:r>
         <w:rPr>
@@ -6642,7 +6317,6 @@
     <w:p>
       <w:pPr>
         <w:pStyle w:val="a0"/>
-        <w:jc w:val="both"/>
       </w:pPr>
       <w:r>
         <w:rPr>
@@ -6669,7 +6343,6 @@
     <w:p>
       <w:pPr>
         <w:pStyle w:val="3"/>
-        <w:jc w:val="both"/>
       </w:pPr>
       <w:bookmarkStart w:id="38" w:name="X8453edd9fc2dfff3ba581c1484ed8b64546b577"/>
       <w:bookmarkEnd w:id="37"/>
@@ -6680,7 +6353,6 @@
     <w:p>
       <w:pPr>
         <w:pStyle w:val="FirstParagraph"/>
-        <w:jc w:val="both"/>
       </w:pPr>
       <w:r>
         <w:t>Данные по прямым расходам на агроконсалтинг в России публично фрагментарны; однако можно собрать практические “якоря” по стоимости типовых элементов, которые составляют бюджет управленческой агрономии.</w:t>
@@ -6689,7 +6361,6 @@
     <w:p>
       <w:pPr>
         <w:pStyle w:val="a0"/>
-        <w:jc w:val="both"/>
       </w:pPr>
       <w:r>
         <w:rPr>
@@ -6777,7 +6448,6 @@
     <w:p>
       <w:pPr>
         <w:pStyle w:val="a0"/>
-        <w:jc w:val="both"/>
       </w:pPr>
       <w:r>
         <w:rPr>
@@ -6850,7 +6520,6 @@
     <w:p>
       <w:pPr>
         <w:pStyle w:val="a0"/>
-        <w:jc w:val="both"/>
       </w:pPr>
       <w:r>
         <w:rPr>
@@ -6891,7 +6560,6 @@
     <w:p>
       <w:pPr>
         <w:pStyle w:val="a0"/>
-        <w:jc w:val="both"/>
       </w:pPr>
       <w:r>
         <w:rPr>
@@ -6920,7 +6588,6 @@
     <w:p>
       <w:pPr>
         <w:pStyle w:val="3"/>
-        <w:jc w:val="both"/>
       </w:pPr>
       <w:bookmarkStart w:id="39" w:name="Xd95c70636f4c41f5163fc5f2cdbf077b2927ec7"/>
       <w:bookmarkEnd w:id="38"/>
@@ -6931,7 +6598,6 @@
     <w:p>
       <w:pPr>
         <w:pStyle w:val="FirstParagraph"/>
-        <w:jc w:val="both"/>
       </w:pPr>
       <w:r>
         <w:t>Ниже — проблемы, которые устойчиво повторяются в российской практике и подтверждаются логикой развития цифровизации и институциональны</w:t>
@@ -6943,7 +6609,6 @@
     <w:p>
       <w:pPr>
         <w:pStyle w:val="a0"/>
-        <w:jc w:val="both"/>
       </w:pPr>
       <w:r>
         <w:rPr>
@@ -6970,7 +6635,6 @@
     <w:p>
       <w:pPr>
         <w:pStyle w:val="a0"/>
-        <w:jc w:val="both"/>
       </w:pPr>
       <w:r>
         <w:rPr>
@@ -6997,7 +6661,6 @@
     <w:p>
       <w:pPr>
         <w:pStyle w:val="a0"/>
-        <w:jc w:val="both"/>
       </w:pPr>
       <w:r>
         <w:rPr>
@@ -7024,7 +6687,6 @@
     <w:p>
       <w:pPr>
         <w:pStyle w:val="a0"/>
-        <w:jc w:val="both"/>
       </w:pPr>
       <w:r>
         <w:rPr>
@@ -7051,7 +6713,6 @@
     <w:p>
       <w:pPr>
         <w:pStyle w:val="3"/>
-        <w:jc w:val="both"/>
       </w:pPr>
       <w:bookmarkStart w:id="40" w:name="окна-возможностей-для-роста-rai"/>
       <w:bookmarkEnd w:id="39"/>
@@ -7065,7 +6726,6 @@
     <w:p>
       <w:pPr>
         <w:pStyle w:val="FirstParagraph"/>
-        <w:jc w:val="both"/>
       </w:pPr>
       <w:r>
         <w:rPr>
@@ -7087,7 +6747,6 @@
     <w:p>
       <w:pPr>
         <w:pStyle w:val="a0"/>
-        <w:jc w:val="both"/>
       </w:pPr>
       <w:r>
         <w:rPr>
@@ -7114,7 +6773,6 @@
     <w:p>
       <w:pPr>
         <w:pStyle w:val="a0"/>
-        <w:jc w:val="both"/>
       </w:pPr>
       <w:r>
         <w:rPr>
@@ -7141,7 +6799,6 @@
     <w:p>
       <w:pPr>
         <w:pStyle w:val="3"/>
-        <w:jc w:val="both"/>
       </w:pPr>
       <w:bookmarkStart w:id="41" w:name="swot-для-rai"/>
       <w:bookmarkEnd w:id="40"/>
@@ -7156,7 +6813,6 @@
     <w:p>
       <w:pPr>
         <w:pStyle w:val="FirstParagraph"/>
-        <w:jc w:val="both"/>
       </w:pPr>
       <w:r>
         <w:rPr>
@@ -7203,7 +6859,6 @@
     <w:p>
       <w:pPr>
         <w:pStyle w:val="a0"/>
-        <w:jc w:val="both"/>
       </w:pPr>
       <w:r>
         <w:rPr>
@@ -7227,7 +6882,6 @@
     <w:p>
       <w:pPr>
         <w:pStyle w:val="a0"/>
-        <w:jc w:val="both"/>
       </w:pPr>
       <w:r>
         <w:rPr>
@@ -7285,7 +6939,6 @@
     <w:p>
       <w:pPr>
         <w:pStyle w:val="a0"/>
-        <w:jc w:val="both"/>
       </w:pPr>
       <w:r>
         <w:rPr>
@@ -7340,7 +6993,6 @@
     <w:p>
       <w:pPr>
         <w:pStyle w:val="3"/>
-        <w:jc w:val="both"/>
       </w:pPr>
       <w:bookmarkStart w:id="42" w:name="стратегия-позиционирования-rai"/>
       <w:bookmarkEnd w:id="41"/>
@@ -7351,7 +7003,6 @@
     <w:p>
       <w:pPr>
         <w:pStyle w:val="FirstParagraph"/>
-        <w:jc w:val="both"/>
       </w:pPr>
       <w:r>
         <w:t>Позиционировать RAI на рынке требуется не как AgTech SaaS и не как “агрокон</w:t>
@@ -7363,7 +7014,6 @@
     <w:p>
       <w:pPr>
         <w:pStyle w:val="a0"/>
-        <w:jc w:val="both"/>
       </w:pPr>
       <w:r>
         <w:rPr>
@@ -7376,7 +7026,6 @@
     <w:p>
       <w:pPr>
         <w:pStyle w:val="a0"/>
-        <w:jc w:val="both"/>
       </w:pPr>
       <w:r>
         <w:t>Ключевые тезисы позиционирования, которые отличают от конкурентов и отвечают на провалы рынка:</w:t>
@@ -7385,7 +7034,6 @@
     <w:p>
       <w:pPr>
         <w:pStyle w:val="a0"/>
-        <w:jc w:val="both"/>
       </w:pPr>
       <w:r>
         <w:t xml:space="preserve">1) </w:t>
@@ -7493,7 +7141,6 @@
     <w:p>
       <w:pPr>
         <w:pStyle w:val="3"/>
-        <w:jc w:val="both"/>
       </w:pPr>
       <w:bookmarkStart w:id="43" w:name="стратегические-ниши-для-быстрого-захвата"/>
       <w:bookmarkEnd w:id="42"/>
@@ -7504,7 +7151,6 @@
     <w:p>
       <w:pPr>
         <w:pStyle w:val="FirstParagraph"/>
-        <w:jc w:val="both"/>
       </w:pPr>
       <w:r>
         <w:t>Ниши сформулированы как “где RAI быстрее всего дока</w:t>
@@ -7516,7 +7162,6 @@
     <w:p>
       <w:pPr>
         <w:pStyle w:val="a0"/>
-        <w:jc w:val="both"/>
       </w:pPr>
       <w:r>
         <w:rPr>
@@ -7548,7 +7193,6 @@
     <w:p>
       <w:pPr>
         <w:pStyle w:val="a0"/>
-        <w:jc w:val="both"/>
       </w:pPr>
       <w:r>
         <w:rPr>
@@ -7580,7 +7224,6 @@
     <w:p>
       <w:pPr>
         <w:pStyle w:val="a0"/>
-        <w:jc w:val="both"/>
       </w:pPr>
       <w:r>
         <w:rPr>
@@ -7612,7 +7255,6 @@
     <w:p>
       <w:pPr>
         <w:pStyle w:val="a0"/>
-        <w:jc w:val="both"/>
       </w:pPr>
       <w:r>
         <w:rPr>
@@ -7648,7 +7290,6 @@
     <w:p>
       <w:pPr>
         <w:pStyle w:val="3"/>
-        <w:jc w:val="both"/>
       </w:pPr>
       <w:bookmarkStart w:id="44" w:name="долгосрочная-угроза-для-rai"/>
       <w:bookmarkEnd w:id="43"/>
@@ -7659,7 +7300,6 @@
     <w:p>
       <w:pPr>
         <w:pStyle w:val="FirstParagraph"/>
-        <w:jc w:val="both"/>
       </w:pPr>
       <w:r>
         <w:t xml:space="preserve">Самый опасный конкурент через 5–10 лет — </w:t>
@@ -7678,7 +7318,6 @@
     <w:p>
       <w:pPr>
         <w:pStyle w:val="a0"/>
-        <w:jc w:val="both"/>
       </w:pPr>
       <w:r>
         <w:t>1) экосистемы “финансы‑торговля‑логистика” (они уже накапливают транзакции и могут навязать стандарты</w:t>
@@ -7722,7 +7361,6 @@
     <w:p>
       <w:pPr>
         <w:pStyle w:val="a0"/>
-        <w:jc w:val="both"/>
       </w:pPr>
       <w:r>
         <w:t>В сценарии конвергенции появится “сверхплатформа”, которая предложит хозяйству пакет: кредит/страхование/входы/контрактация урожая + обязательный цифровой контур данных + встроенные рекомендации (AI) и контрол</w:t>
@@ -7738,7 +7376,6 @@
           <w:ilvl w:val="0"/>
           <w:numId w:val="7"/>
         </w:numPr>
-        <w:jc w:val="both"/>
       </w:pPr>
       <w:r>
         <w:t>TechMap будет признан де‑факто стандартом “контракта на урожай” (плюс интеграции с гос‑ФГИС/API),</w:t>
@@ -7751,7 +7388,6 @@
           <w:ilvl w:val="0"/>
           <w:numId w:val="7"/>
         </w:numPr>
-        <w:jc w:val="both"/>
       </w:pPr>
       <w:r>
         <w:t>RAI будет владеть “операторской компетенцией исполнения” (полевой штаб, аудит, протокол отклоне</w:t>
@@ -7767,7 +7403,6 @@
           <w:ilvl w:val="0"/>
           <w:numId w:val="7"/>
         </w:numPr>
-        <w:jc w:val="both"/>
       </w:pPr>
       <w:r>
         <w:t>модель оплаты за результат будет доказана и защищена методикой измерения Δ (чтобы экосистемы не могли её легко скопировать без риска).</w:t>
@@ -7776,7 +7411,6 @@
     <w:p>
       <w:pPr>
         <w:pStyle w:val="FirstParagraph"/>
-        <w:jc w:val="both"/>
       </w:pPr>
       <w:r>
         <w:lastRenderedPageBreak/>
@@ -7801,12 +7435,9 @@
     <w:bookmarkEnd w:id="36"/>
     <w:bookmarkEnd w:id="44"/>
     <w:p>
-      <w:pPr>
-        <w:jc w:val="both"/>
-      </w:pPr>
       <w:r>
         <w:pict w14:anchorId="3B3AF8CA">
-          <v:rect id="_x0000_i1025" style="width:0;height:1.5pt" o:hralign="center" o:hrstd="t" o:hr="t"/>
+          <v:rect id="_x0000_i1025" style="width:0;height:1.5pt" o:hrstd="t" o:hr="t"/>
         </w:pict>
       </w:r>
     </w:p>
@@ -7814,7 +7445,6 @@
     <w:p>
       <w:pPr>
         <w:pStyle w:val="FirstParagraph"/>
-        <w:jc w:val="both"/>
       </w:pPr>
       <w:r>
         <w:fldChar w:fldCharType="begin"/>
@@ -7899,7 +7529,6 @@
     <w:p>
       <w:pPr>
         <w:pStyle w:val="a0"/>
-        <w:jc w:val="both"/>
       </w:pPr>
       <w:hyperlink r:id="rId165">
         <w:r>
@@ -7913,7 +7542,6 @@
     <w:p>
       <w:pPr>
         <w:pStyle w:val="a0"/>
-        <w:jc w:val="both"/>
       </w:pPr>
       <w:hyperlink r:id="rId166">
         <w:r>
@@ -7952,7 +7580,6 @@
     <w:p>
       <w:pPr>
         <w:pStyle w:val="a0"/>
-        <w:jc w:val="both"/>
       </w:pPr>
       <w:hyperlink r:id="rId169">
         <w:r>
@@ -7966,7 +7593,6 @@
     <w:p>
       <w:pPr>
         <w:pStyle w:val="a0"/>
-        <w:jc w:val="both"/>
       </w:pPr>
       <w:hyperlink r:id="rId170">
         <w:r>
@@ -8027,7 +7653,6 @@
     <w:p>
       <w:pPr>
         <w:pStyle w:val="a0"/>
-        <w:jc w:val="both"/>
       </w:pPr>
       <w:hyperlink r:id="rId175">
         <w:r>
@@ -8041,7 +7666,6 @@
     <w:p>
       <w:pPr>
         <w:pStyle w:val="a0"/>
-        <w:jc w:val="both"/>
       </w:pPr>
       <w:hyperlink r:id="rId176">
         <w:r>
@@ -8069,7 +7693,6 @@
     <w:p>
       <w:pPr>
         <w:pStyle w:val="a0"/>
-        <w:jc w:val="both"/>
       </w:pPr>
       <w:hyperlink r:id="rId178">
         <w:r>
@@ -8083,7 +7706,6 @@
     <w:p>
       <w:pPr>
         <w:pStyle w:val="a0"/>
-        <w:jc w:val="both"/>
       </w:pPr>
       <w:hyperlink r:id="rId179">
         <w:r>
@@ -8114,7 +7736,6 @@
     <w:p>
       <w:pPr>
         <w:pStyle w:val="a0"/>
-        <w:jc w:val="both"/>
       </w:pPr>
       <w:hyperlink r:id="rId181">
         <w:r>
@@ -8128,7 +7749,6 @@
     <w:p>
       <w:pPr>
         <w:pStyle w:val="a0"/>
-        <w:jc w:val="both"/>
       </w:pPr>
       <w:hyperlink r:id="rId182">
         <w:r>
@@ -8167,7 +7787,6 @@
     <w:p>
       <w:pPr>
         <w:pStyle w:val="a0"/>
-        <w:jc w:val="both"/>
       </w:pPr>
       <w:hyperlink r:id="rId185">
         <w:r>
@@ -8187,7 +7806,6 @@
     <w:p>
       <w:pPr>
         <w:pStyle w:val="a0"/>
-        <w:jc w:val="both"/>
       </w:pPr>
       <w:hyperlink r:id="rId186">
         <w:r>
@@ -8226,7 +7844,6 @@
     <w:p>
       <w:pPr>
         <w:pStyle w:val="a0"/>
-        <w:jc w:val="both"/>
       </w:pPr>
       <w:hyperlink r:id="rId189">
         <w:r>
@@ -8240,7 +7857,6 @@
     <w:p>
       <w:pPr>
         <w:pStyle w:val="a0"/>
-        <w:jc w:val="both"/>
       </w:pPr>
       <w:hyperlink r:id="rId190">
         <w:r>
@@ -8315,7 +7931,6 @@
     <w:p>
       <w:pPr>
         <w:pStyle w:val="a0"/>
-        <w:jc w:val="both"/>
       </w:pPr>
       <w:hyperlink r:id="rId196">
         <w:r>
@@ -8329,7 +7944,6 @@
     <w:p>
       <w:pPr>
         <w:pStyle w:val="a0"/>
-        <w:jc w:val="both"/>
       </w:pPr>
       <w:hyperlink r:id="rId197">
         <w:r>
@@ -8379,7 +7993,6 @@
     <w:p>
       <w:pPr>
         <w:pStyle w:val="a0"/>
-        <w:jc w:val="both"/>
       </w:pPr>
       <w:hyperlink r:id="rId201">
         <w:r>
@@ -8399,7 +8012,6 @@
     <w:p>
       <w:pPr>
         <w:pStyle w:val="a0"/>
-        <w:jc w:val="both"/>
       </w:pPr>
       <w:hyperlink r:id="rId202">
         <w:r>
@@ -8430,7 +8042,6 @@
     <w:p>
       <w:pPr>
         <w:pStyle w:val="a0"/>
-        <w:jc w:val="both"/>
       </w:pPr>
       <w:hyperlink r:id="rId204">
         <w:r>
@@ -8444,7 +8055,6 @@
     <w:p>
       <w:pPr>
         <w:pStyle w:val="a0"/>
-        <w:jc w:val="both"/>
       </w:pPr>
       <w:hyperlink r:id="rId205">
         <w:r>
@@ -8527,7 +8137,6 @@
     <w:p>
       <w:pPr>
         <w:pStyle w:val="a0"/>
-        <w:jc w:val="both"/>
       </w:pPr>
       <w:hyperlink r:id="rId212">
         <w:r>
@@ -8541,7 +8150,6 @@
     <w:p>
       <w:pPr>
         <w:pStyle w:val="a0"/>
-        <w:jc w:val="both"/>
       </w:pPr>
       <w:hyperlink r:id="rId213">
         <w:r>
@@ -8583,7 +8191,6 @@
     <w:p>
       <w:pPr>
         <w:pStyle w:val="a0"/>
-        <w:jc w:val="both"/>
       </w:pPr>
       <w:hyperlink r:id="rId216">
         <w:r>
@@ -8603,7 +8210,6 @@
     <w:p>
       <w:pPr>
         <w:pStyle w:val="a0"/>
-        <w:jc w:val="both"/>
       </w:pPr>
       <w:hyperlink r:id="rId217">
         <w:r>
@@ -8686,7 +8292,6 @@
     <w:p>
       <w:pPr>
         <w:pStyle w:val="a0"/>
-        <w:jc w:val="both"/>
       </w:pPr>
       <w:hyperlink r:id="rId224">
         <w:r>
@@ -8706,7 +8311,6 @@
     <w:p>
       <w:pPr>
         <w:pStyle w:val="a0"/>
-        <w:jc w:val="both"/>
       </w:pPr>
       <w:hyperlink r:id="rId225">
         <w:r>
@@ -8781,7 +8385,6 @@
     <w:p>
       <w:pPr>
         <w:pStyle w:val="a0"/>
-        <w:jc w:val="both"/>
       </w:pPr>
       <w:hyperlink r:id="rId231">
         <w:r>
@@ -8801,7 +8404,6 @@
     <w:p>
       <w:pPr>
         <w:pStyle w:val="a0"/>
-        <w:jc w:val="both"/>
       </w:pPr>
       <w:hyperlink r:id="rId232">
         <w:r>
@@ -8843,7 +8445,6 @@
     <w:p>
       <w:pPr>
         <w:pStyle w:val="a0"/>
-        <w:jc w:val="both"/>
       </w:pPr>
       <w:hyperlink r:id="rId235">
         <w:r>
@@ -8857,7 +8458,6 @@
     <w:p>
       <w:pPr>
         <w:pStyle w:val="a0"/>
-        <w:jc w:val="both"/>
       </w:pPr>
       <w:hyperlink r:id="rId236">
         <w:r>
@@ -8885,7 +8485,6 @@
     <w:p>
       <w:pPr>
         <w:pStyle w:val="a0"/>
-        <w:jc w:val="both"/>
       </w:pPr>
       <w:hyperlink r:id="rId238">
         <w:r>
@@ -8899,7 +8498,6 @@
     <w:p>
       <w:pPr>
         <w:pStyle w:val="a0"/>
-        <w:jc w:val="both"/>
       </w:pPr>
       <w:hyperlink r:id="rId239">
         <w:r>
@@ -8927,7 +8525,6 @@
     <w:p>
       <w:pPr>
         <w:pStyle w:val="a0"/>
-        <w:jc w:val="both"/>
       </w:pPr>
       <w:hyperlink r:id="rId241">
         <w:r>
@@ -8941,7 +8538,6 @@
     <w:p>
       <w:pPr>
         <w:pStyle w:val="a0"/>
-        <w:jc w:val="both"/>
       </w:pPr>
       <w:hyperlink r:id="rId242">
         <w:r>
@@ -8983,7 +8579,6 @@
     <w:p>
       <w:pPr>
         <w:pStyle w:val="a0"/>
-        <w:jc w:val="both"/>
       </w:pPr>
       <w:hyperlink r:id="rId245">
         <w:r>
@@ -9003,7 +8598,6 @@
     <w:p>
       <w:pPr>
         <w:pStyle w:val="a0"/>
-        <w:jc w:val="both"/>
       </w:pPr>
       <w:hyperlink r:id="rId246">
         <w:r>
@@ -9020,7 +8614,6 @@
     <w:p>
       <w:pPr>
         <w:pStyle w:val="a0"/>
-        <w:jc w:val="both"/>
       </w:pPr>
       <w:hyperlink r:id="rId247">
         <w:r>
@@ -9034,7 +8627,6 @@
     <w:p>
       <w:pPr>
         <w:pStyle w:val="a0"/>
-        <w:jc w:val="both"/>
       </w:pPr>
       <w:hyperlink r:id="rId248">
         <w:r>
@@ -9054,7 +8646,6 @@
     <w:p>
       <w:pPr>
         <w:pStyle w:val="a0"/>
-        <w:jc w:val="both"/>
       </w:pPr>
       <w:hyperlink r:id="rId249">
         <w:r>
@@ -9068,7 +8659,6 @@
     <w:p>
       <w:pPr>
         <w:pStyle w:val="a0"/>
-        <w:jc w:val="both"/>
       </w:pPr>
       <w:hyperlink r:id="rId250">
         <w:r>
@@ -9096,7 +8686,6 @@
     <w:p>
       <w:pPr>
         <w:pStyle w:val="a0"/>
-        <w:jc w:val="both"/>
       </w:pPr>
       <w:hyperlink r:id="rId252">
         <w:r>
@@ -9110,7 +8699,6 @@
     <w:p>
       <w:pPr>
         <w:pStyle w:val="a0"/>
-        <w:jc w:val="both"/>
       </w:pPr>
       <w:hyperlink r:id="rId253">
         <w:r>
@@ -9130,7 +8718,6 @@
     <w:p>
       <w:pPr>
         <w:pStyle w:val="a0"/>
-        <w:jc w:val="both"/>
       </w:pPr>
       <w:hyperlink r:id="rId254">
         <w:r>
@@ -9150,7 +8737,6 @@
     <w:p>
       <w:pPr>
         <w:pStyle w:val="a0"/>
-        <w:jc w:val="both"/>
       </w:pPr>
       <w:hyperlink r:id="rId255">
         <w:r>
@@ -9181,7 +8767,6 @@
     <w:p>
       <w:pPr>
         <w:pStyle w:val="a0"/>
-        <w:jc w:val="both"/>
       </w:pPr>
       <w:hyperlink r:id="rId257">
         <w:r>
@@ -9195,7 +8780,6 @@
     <w:p>
       <w:pPr>
         <w:pStyle w:val="a0"/>
-        <w:jc w:val="both"/>
       </w:pPr>
       <w:hyperlink r:id="rId258">
         <w:r>
@@ -9259,7 +8843,6 @@
     <w:p>
       <w:pPr>
         <w:pStyle w:val="a0"/>
-        <w:jc w:val="both"/>
       </w:pPr>
       <w:hyperlink r:id="rId263">
         <w:r>
@@ -9279,7 +8862,6 @@
     <w:p>
       <w:pPr>
         <w:pStyle w:val="a0"/>
-        <w:jc w:val="both"/>
       </w:pPr>
       <w:hyperlink r:id="rId264">
         <w:r>
@@ -9318,7 +8900,6 @@
     <w:p>
       <w:pPr>
         <w:pStyle w:val="a0"/>
-        <w:jc w:val="both"/>
       </w:pPr>
       <w:hyperlink r:id="rId267">
         <w:r>
@@ -9332,7 +8913,6 @@
     <w:p>
       <w:pPr>
         <w:pStyle w:val="a0"/>
-        <w:jc w:val="both"/>
       </w:pPr>
       <w:hyperlink r:id="rId268">
         <w:r>
@@ -9360,7 +8940,6 @@
     <w:p>
       <w:pPr>
         <w:pStyle w:val="a0"/>
-        <w:jc w:val="both"/>
       </w:pPr>
       <w:hyperlink r:id="rId270">
         <w:r>
@@ -9374,7 +8953,6 @@
     <w:p>
       <w:pPr>
         <w:pStyle w:val="a0"/>
-        <w:jc w:val="both"/>
       </w:pPr>
       <w:hyperlink r:id="rId271">
         <w:r>
@@ -9391,7 +8969,6 @@
     <w:p>
       <w:pPr>
         <w:pStyle w:val="a0"/>
-        <w:jc w:val="both"/>
       </w:pPr>
       <w:hyperlink r:id="rId272">
         <w:r>
@@ -9405,7 +8982,6 @@
     <w:p>
       <w:pPr>
         <w:pStyle w:val="a0"/>
-        <w:jc w:val="both"/>
       </w:pPr>
       <w:hyperlink r:id="rId273">
         <w:r>
@@ -9455,7 +9031,6 @@
     <w:p>
       <w:pPr>
         <w:pStyle w:val="a0"/>
-        <w:jc w:val="both"/>
       </w:pPr>
       <w:hyperlink r:id="rId277">
         <w:r>
@@ -9469,7 +9044,6 @@
     <w:p>
       <w:pPr>
         <w:pStyle w:val="a0"/>
-        <w:jc w:val="both"/>
       </w:pPr>
       <w:hyperlink r:id="rId278">
         <w:r>
@@ -9511,7 +9085,6 @@
     <w:p>
       <w:pPr>
         <w:pStyle w:val="a0"/>
-        <w:jc w:val="both"/>
       </w:pPr>
       <w:hyperlink r:id="rId281">
         <w:r>
@@ -9525,7 +9098,6 @@
     <w:p>
       <w:pPr>
         <w:pStyle w:val="a0"/>
-        <w:jc w:val="both"/>
       </w:pPr>
       <w:hyperlink r:id="rId282">
         <w:r>
@@ -9553,7 +9125,6 @@
     <w:p>
       <w:pPr>
         <w:pStyle w:val="a0"/>
-        <w:jc w:val="both"/>
       </w:pPr>
       <w:hyperlink r:id="rId284">
         <w:r>
@@ -9567,7 +9138,6 @@
     <w:p>
       <w:pPr>
         <w:pStyle w:val="a0"/>
-        <w:jc w:val="both"/>
       </w:pPr>
       <w:hyperlink r:id="rId285">
         <w:r>
@@ -9584,7 +9154,6 @@
     <w:p>
       <w:pPr>
         <w:pStyle w:val="a0"/>
-        <w:jc w:val="both"/>
       </w:pPr>
       <w:hyperlink r:id="rId286">
         <w:r>
@@ -9604,7 +9173,6 @@
     <w:p>
       <w:pPr>
         <w:pStyle w:val="a0"/>
-        <w:jc w:val="both"/>
       </w:pPr>
       <w:hyperlink r:id="rId287">
         <w:r>
@@ -9632,7 +9200,6 @@
     <w:p>
       <w:pPr>
         <w:pStyle w:val="a0"/>
-        <w:jc w:val="both"/>
       </w:pPr>
       <w:hyperlink r:id="rId289">
         <w:r>
@@ -9652,7 +9219,6 @@
     <w:p>
       <w:pPr>
         <w:pStyle w:val="a0"/>
-        <w:jc w:val="both"/>
       </w:pPr>
       <w:hyperlink r:id="rId290">
         <w:r>
@@ -9669,7 +9235,6 @@
     <w:p>
       <w:pPr>
         <w:pStyle w:val="a0"/>
-        <w:jc w:val="both"/>
       </w:pPr>
       <w:hyperlink r:id="rId291">
         <w:r>
@@ -9683,7 +9248,6 @@
     <w:p>
       <w:pPr>
         <w:pStyle w:val="a0"/>
-        <w:jc w:val="both"/>
       </w:pPr>
       <w:hyperlink r:id="rId292">
         <w:r>
@@ -9703,7 +9267,6 @@
     <w:p>
       <w:pPr>
         <w:pStyle w:val="a0"/>
-        <w:jc w:val="both"/>
       </w:pPr>
       <w:hyperlink r:id="rId293">
         <w:r>
@@ -9717,7 +9280,6 @@
     <w:p>
       <w:pPr>
         <w:pStyle w:val="a0"/>
-        <w:jc w:val="both"/>
       </w:pPr>
       <w:hyperlink r:id="rId294">
         <w:r>
@@ -9737,7 +9299,6 @@
     <w:p>
       <w:pPr>
         <w:pStyle w:val="a0"/>
-        <w:jc w:val="both"/>
       </w:pPr>
       <w:hyperlink r:id="rId295">
         <w:r>
@@ -9751,7 +9312,6 @@
     <w:p>
       <w:pPr>
         <w:pStyle w:val="a0"/>
-        <w:jc w:val="both"/>
       </w:pPr>
       <w:hyperlink r:id="rId296">
         <w:r>
@@ -9768,7 +9328,6 @@
     <w:p>
       <w:pPr>
         <w:pStyle w:val="a0"/>
-        <w:jc w:val="both"/>
       </w:pPr>
       <w:hyperlink r:id="rId297">
         <w:r>
@@ -9788,7 +9347,6 @@
     <w:p>
       <w:pPr>
         <w:pStyle w:val="a0"/>
-        <w:jc w:val="both"/>
       </w:pPr>
       <w:hyperlink r:id="rId298">
         <w:r>
@@ -9816,7 +9374,6 @@
     <w:p>
       <w:pPr>
         <w:pStyle w:val="a0"/>
-        <w:jc w:val="both"/>
       </w:pPr>
       <w:hyperlink r:id="rId300">
         <w:r>
@@ -9830,7 +9387,6 @@
     <w:p>
       <w:pPr>
         <w:pStyle w:val="a0"/>
-        <w:jc w:val="both"/>
       </w:pPr>
       <w:hyperlink r:id="rId301">
         <w:r>
@@ -9858,7 +9414,6 @@
     <w:p>
       <w:pPr>
         <w:pStyle w:val="a0"/>
-        <w:jc w:val="both"/>
       </w:pPr>
       <w:hyperlink r:id="rId303">
         <w:r>
@@ -9872,7 +9427,6 @@
     <w:p>
       <w:pPr>
         <w:pStyle w:val="a0"/>
-        <w:jc w:val="both"/>
       </w:pPr>
       <w:hyperlink r:id="rId304">
         <w:r>
@@ -9889,7 +9443,6 @@
     <w:p>
       <w:pPr>
         <w:pStyle w:val="a0"/>
-        <w:jc w:val="both"/>
       </w:pPr>
       <w:hyperlink r:id="rId305">
         <w:r>
@@ -9903,7 +9456,6 @@
     <w:p>
       <w:pPr>
         <w:pStyle w:val="a0"/>
-        <w:jc w:val="both"/>
       </w:pPr>
       <w:hyperlink r:id="rId306">
         <w:r>
@@ -9942,7 +9494,6 @@
     <w:p>
       <w:pPr>
         <w:pStyle w:val="a0"/>
-        <w:jc w:val="both"/>
       </w:pPr>
       <w:hyperlink r:id="rId309">
         <w:r>
@@ -9956,7 +9507,6 @@
     <w:p>
       <w:pPr>
         <w:pStyle w:val="a0"/>
-        <w:jc w:val="both"/>
       </w:pPr>
       <w:hyperlink r:id="rId310">
         <w:r>
@@ -10006,7 +9556,6 @@
     <w:p>
       <w:pPr>
         <w:pStyle w:val="a0"/>
-        <w:jc w:val="both"/>
       </w:pPr>
       <w:hyperlink r:id="rId314">
         <w:r>
@@ -10020,7 +9569,6 @@
     <w:p>
       <w:pPr>
         <w:pStyle w:val="a0"/>
-        <w:jc w:val="both"/>
       </w:pPr>
       <w:hyperlink r:id="rId315">
         <w:r>
@@ -10040,7 +9588,6 @@
     <w:p>
       <w:pPr>
         <w:pStyle w:val="a0"/>
-        <w:jc w:val="both"/>
       </w:pPr>
       <w:hyperlink r:id="rId316">
         <w:r>
@@ -10060,7 +9607,6 @@
     <w:p>
       <w:pPr>
         <w:pStyle w:val="a0"/>
-        <w:jc w:val="both"/>
       </w:pPr>
       <w:hyperlink r:id="rId317">
         <w:r>
@@ -10080,7 +9626,6 @@
     <w:p>
       <w:pPr>
         <w:pStyle w:val="a0"/>
-        <w:jc w:val="both"/>
       </w:pPr>
       <w:hyperlink r:id="rId318">
         <w:r>
@@ -10094,7 +9639,6 @@
     <w:p>
       <w:pPr>
         <w:pStyle w:val="a0"/>
-        <w:jc w:val="both"/>
       </w:pPr>
       <w:hyperlink r:id="rId319">
         <w:r>
@@ -10133,7 +9677,6 @@
     <w:p>
       <w:pPr>
         <w:pStyle w:val="a0"/>
-        <w:jc w:val="both"/>
       </w:pPr>
       <w:hyperlink r:id="rId322">
         <w:r>
@@ -10147,7 +9690,6 @@
     <w:p>
       <w:pPr>
         <w:pStyle w:val="a0"/>
-        <w:jc w:val="both"/>
       </w:pPr>
       <w:hyperlink r:id="rId323">
         <w:r>
@@ -10164,7 +9706,6 @@
     <w:p>
       <w:pPr>
         <w:pStyle w:val="a0"/>
-        <w:jc w:val="both"/>
       </w:pPr>
       <w:hyperlink r:id="rId324">
         <w:r>
@@ -10178,7 +9719,6 @@
     <w:p>
       <w:pPr>
         <w:pStyle w:val="a0"/>
-        <w:jc w:val="both"/>
       </w:pPr>
       <w:hyperlink r:id="rId325">
         <w:r>
@@ -10195,7 +9735,6 @@
     <w:p>
       <w:pPr>
         <w:pStyle w:val="a0"/>
-        <w:jc w:val="both"/>
       </w:pPr>
       <w:hyperlink r:id="rId326">
         <w:r>
@@ -10209,7 +9748,6 @@
     <w:p>
       <w:pPr>
         <w:pStyle w:val="a0"/>
-        <w:jc w:val="both"/>
       </w:pPr>
       <w:hyperlink r:id="rId327">
         <w:r>
@@ -10226,7 +9764,6 @@
     <w:p>
       <w:pPr>
         <w:pStyle w:val="a0"/>
-        <w:jc w:val="both"/>
       </w:pPr>
       <w:hyperlink r:id="rId328">
         <w:r>
@@ -10240,7 +9777,6 @@
     <w:p>
       <w:pPr>
         <w:pStyle w:val="a0"/>
-        <w:jc w:val="both"/>
       </w:pPr>
       <w:hyperlink r:id="rId329">
         <w:r>
@@ -10271,7 +9807,6 @@
     <w:p>
       <w:pPr>
         <w:pStyle w:val="a0"/>
-        <w:jc w:val="both"/>
       </w:pPr>
       <w:hyperlink r:id="rId331">
         <w:r>
@@ -10291,7 +9826,6 @@
     <w:p>
       <w:pPr>
         <w:pStyle w:val="a0"/>
-        <w:jc w:val="both"/>
       </w:pPr>
       <w:hyperlink r:id="rId332">
         <w:r>
@@ -10311,7 +9845,6 @@
     <w:p>
       <w:pPr>
         <w:pStyle w:val="a0"/>
-        <w:jc w:val="both"/>
       </w:pPr>
       <w:hyperlink r:id="rId333">
         <w:r>
@@ -10331,7 +9864,6 @@
     <w:p>
       <w:pPr>
         <w:pStyle w:val="a0"/>
-        <w:jc w:val="both"/>
       </w:pPr>
       <w:hyperlink r:id="rId334">
         <w:r>
@@ -10351,7 +9883,6 @@
     <w:p>
       <w:pPr>
         <w:pStyle w:val="a0"/>
-        <w:jc w:val="both"/>
       </w:pPr>
       <w:hyperlink r:id="rId335">
         <w:r>
@@ -10371,7 +9902,6 @@
     <w:p>
       <w:pPr>
         <w:pStyle w:val="a0"/>
-        <w:jc w:val="both"/>
       </w:pPr>
       <w:hyperlink r:id="rId336">
         <w:r>
@@ -10391,7 +9921,6 @@
     <w:p>
       <w:pPr>
         <w:pStyle w:val="a0"/>
-        <w:jc w:val="both"/>
       </w:pPr>
       <w:hyperlink r:id="rId337">
         <w:r>
@@ -10405,7 +9934,6 @@
     <w:p>
       <w:pPr>
         <w:pStyle w:val="a0"/>
-        <w:jc w:val="both"/>
       </w:pPr>
       <w:hyperlink r:id="rId338">
         <w:r>
@@ -10422,7 +9950,6 @@
     <w:p>
       <w:pPr>
         <w:pStyle w:val="a0"/>
-        <w:jc w:val="both"/>
       </w:pPr>
       <w:hyperlink r:id="rId339">
         <w:r>
